--- a/Trabajo Titulacion.docx
+++ b/Trabajo Titulacion.docx
@@ -24010,23 +24010,39 @@
           <w:sz w:val="24"/>
           <w:szCs w:val="24"/>
         </w:rPr>
-        <w:t xml:space="preserve"> el desarrollo del sistema web</w:t>
-      </w:r>
-      <w:r>
-        <w:rPr>
-          <w:rFonts w:ascii="Arial" w:hAnsi="Arial" w:cs="Arial"/>
-          <w:sz w:val="24"/>
-          <w:szCs w:val="24"/>
-        </w:rPr>
-        <w:t xml:space="preserve"> para gestionar la ejecución de </w:t>
-      </w:r>
-      <w:r>
-        <w:rPr>
-          <w:rFonts w:ascii="Arial" w:hAnsi="Arial" w:cs="Arial"/>
-          <w:sz w:val="24"/>
-          <w:szCs w:val="24"/>
-        </w:rPr>
-        <w:t>la tutoría académica en la UNIB.E</w:t>
+        <w:t xml:space="preserve"> el desarrollo de</w:t>
+      </w:r>
+      <w:r>
+        <w:rPr>
+          <w:rFonts w:ascii="Arial" w:hAnsi="Arial" w:cs="Arial"/>
+          <w:sz w:val="24"/>
+          <w:szCs w:val="24"/>
+        </w:rPr>
+        <w:t xml:space="preserve"> la aplicación web para el control de docentes invitados en clases presenciales y virtuales</w:t>
+      </w:r>
+      <w:r>
+        <w:rPr>
+          <w:rFonts w:ascii="Arial" w:hAnsi="Arial" w:cs="Arial"/>
+          <w:sz w:val="24"/>
+          <w:szCs w:val="24"/>
+        </w:rPr>
+        <w:t xml:space="preserve"> en </w:t>
+      </w:r>
+      <w:r>
+        <w:rPr>
+          <w:rFonts w:ascii="Arial" w:hAnsi="Arial" w:cs="Arial"/>
+          <w:sz w:val="24"/>
+          <w:szCs w:val="24"/>
+        </w:rPr>
+        <w:t>la</w:t>
+      </w:r>
+      <w:r>
+        <w:rPr>
+          <w:rFonts w:ascii="Arial" w:hAnsi="Arial" w:cs="Arial"/>
+          <w:sz w:val="24"/>
+          <w:szCs w:val="24"/>
+        </w:rPr>
+        <w:t xml:space="preserve"> Universidad Iberoamericana del Ecuador</w:t>
       </w:r>
       <w:r>
         <w:rPr>
@@ -30996,23 +31012,81 @@
           <w:sz w:val="24"/>
           <w:szCs w:val="24"/>
         </w:rPr>
-        <w:t>En el siguiente apartado se detallan los resultados obtenidos a través del cuestionario aplicado mediante</w:t>
-      </w:r>
-      <w:r>
-        <w:rPr>
-          <w:rFonts w:ascii="Arial" w:hAnsi="Arial" w:cs="Arial"/>
-          <w:sz w:val="24"/>
-          <w:szCs w:val="24"/>
-        </w:rPr>
-        <w:t xml:space="preserve"> el uso de</w:t>
-      </w:r>
-      <w:r>
-        <w:rPr>
-          <w:rFonts w:ascii="Arial" w:hAnsi="Arial" w:cs="Arial"/>
-          <w:sz w:val="24"/>
-          <w:szCs w:val="24"/>
-        </w:rPr>
-        <w:t xml:space="preserve"> la herramienta</w:t>
+        <w:t xml:space="preserve">En el siguiente apartado se </w:t>
+      </w:r>
+      <w:proofErr w:type="gramStart"/>
+      <w:r>
+        <w:rPr>
+          <w:rFonts w:ascii="Arial" w:hAnsi="Arial" w:cs="Arial"/>
+          <w:sz w:val="24"/>
+          <w:szCs w:val="24"/>
+        </w:rPr>
+        <w:t>presentaran</w:t>
+      </w:r>
+      <w:proofErr w:type="gramEnd"/>
+      <w:r>
+        <w:rPr>
+          <w:rFonts w:ascii="Arial" w:hAnsi="Arial" w:cs="Arial"/>
+          <w:sz w:val="24"/>
+          <w:szCs w:val="24"/>
+        </w:rPr>
+        <w:t xml:space="preserve"> </w:t>
+      </w:r>
+      <w:r>
+        <w:rPr>
+          <w:rFonts w:ascii="Arial" w:hAnsi="Arial" w:cs="Arial"/>
+          <w:sz w:val="24"/>
+          <w:szCs w:val="24"/>
+        </w:rPr>
+        <w:t>los resultados obtenidos</w:t>
+      </w:r>
+      <w:r>
+        <w:rPr>
+          <w:rFonts w:ascii="Arial" w:hAnsi="Arial" w:cs="Arial"/>
+          <w:sz w:val="24"/>
+          <w:szCs w:val="24"/>
+        </w:rPr>
+        <w:t xml:space="preserve"> en el estudio</w:t>
+      </w:r>
+      <w:r>
+        <w:rPr>
+          <w:rFonts w:ascii="Arial" w:hAnsi="Arial" w:cs="Arial"/>
+          <w:sz w:val="24"/>
+          <w:szCs w:val="24"/>
+        </w:rPr>
+        <w:t xml:space="preserve"> a través del cuestionario </w:t>
+      </w:r>
+      <w:r>
+        <w:rPr>
+          <w:rFonts w:ascii="Arial" w:hAnsi="Arial" w:cs="Arial"/>
+          <w:sz w:val="24"/>
+          <w:szCs w:val="24"/>
+        </w:rPr>
+        <w:t>administrado</w:t>
+      </w:r>
+      <w:r>
+        <w:rPr>
+          <w:rFonts w:ascii="Arial" w:hAnsi="Arial" w:cs="Arial"/>
+          <w:sz w:val="24"/>
+          <w:szCs w:val="24"/>
+        </w:rPr>
+        <w:t xml:space="preserve"> </w:t>
+      </w:r>
+      <w:r>
+        <w:rPr>
+          <w:rFonts w:ascii="Arial" w:hAnsi="Arial" w:cs="Arial"/>
+          <w:sz w:val="24"/>
+          <w:szCs w:val="24"/>
+        </w:rPr>
+        <w:t xml:space="preserve">usando </w:t>
+      </w:r>
+      <w:r>
+        <w:rPr>
+          <w:rFonts w:ascii="Arial" w:hAnsi="Arial" w:cs="Arial"/>
+          <w:sz w:val="24"/>
+          <w:szCs w:val="24"/>
+        </w:rPr>
+        <w:t>la herramienta</w:t>
       </w:r>
       <w:r>
         <w:rPr>
@@ -31030,6 +31104,7 @@
         </w:rPr>
         <w:t xml:space="preserve"> Google </w:t>
       </w:r>
+      <w:proofErr w:type="spellStart"/>
       <w:r>
         <w:rPr>
           <w:rFonts w:ascii="Arial" w:hAnsi="Arial" w:cs="Arial"/>
@@ -31044,7 +31119,16 @@
           <w:sz w:val="24"/>
           <w:szCs w:val="24"/>
         </w:rPr>
-        <w:t>orms.</w:t>
+        <w:t>orms</w:t>
+      </w:r>
+      <w:proofErr w:type="spellEnd"/>
+      <w:r>
+        <w:rPr>
+          <w:rFonts w:ascii="Arial" w:hAnsi="Arial" w:cs="Arial"/>
+          <w:sz w:val="24"/>
+          <w:szCs w:val="24"/>
+        </w:rPr>
+        <w:t>.</w:t>
       </w:r>
     </w:p>
     <w:p>
@@ -34345,97 +34429,15 @@
           <w:sz w:val="24"/>
           <w:szCs w:val="24"/>
         </w:rPr>
-        <w:t xml:space="preserve">Los recursos de hardware usados para la </w:t>
-      </w:r>
-      <w:proofErr w:type="gramStart"/>
-      <w:r>
-        <w:rPr>
-          <w:rFonts w:ascii="Arial" w:hAnsi="Arial" w:cs="Arial"/>
-          <w:sz w:val="24"/>
-          <w:szCs w:val="24"/>
-        </w:rPr>
-        <w:t>elaboración</w:t>
-      </w:r>
-      <w:r>
-        <w:rPr>
-          <w:rFonts w:ascii="Arial" w:hAnsi="Arial" w:cs="Arial"/>
-          <w:sz w:val="24"/>
-          <w:szCs w:val="24"/>
-        </w:rPr>
-        <w:t>,</w:t>
-      </w:r>
-      <w:proofErr w:type="gramEnd"/>
-      <w:r>
-        <w:rPr>
-          <w:rFonts w:ascii="Arial" w:hAnsi="Arial" w:cs="Arial"/>
-          <w:sz w:val="24"/>
-          <w:szCs w:val="24"/>
-        </w:rPr>
-        <w:t xml:space="preserve"> </w:t>
-      </w:r>
-      <w:r>
-        <w:rPr>
-          <w:rFonts w:ascii="Arial" w:hAnsi="Arial" w:cs="Arial"/>
-          <w:sz w:val="24"/>
-          <w:szCs w:val="24"/>
-        </w:rPr>
-        <w:t xml:space="preserve">atienden todas las particularidades del desarrollo </w:t>
-      </w:r>
-      <w:r>
-        <w:rPr>
-          <w:rFonts w:ascii="Arial" w:hAnsi="Arial" w:cs="Arial"/>
-          <w:sz w:val="24"/>
-          <w:szCs w:val="24"/>
-        </w:rPr>
-        <w:t>web</w:t>
-      </w:r>
-      <w:r>
-        <w:rPr>
-          <w:rFonts w:ascii="Arial" w:hAnsi="Arial" w:cs="Arial"/>
-          <w:sz w:val="24"/>
-          <w:szCs w:val="24"/>
-        </w:rPr>
-        <w:t xml:space="preserve"> el cual implica </w:t>
-      </w:r>
-      <w:r>
-        <w:rPr>
-          <w:rFonts w:ascii="Arial" w:hAnsi="Arial" w:cs="Arial"/>
-          <w:sz w:val="24"/>
-          <w:szCs w:val="24"/>
-        </w:rPr>
-        <w:t>ciertos</w:t>
-      </w:r>
-      <w:r>
-        <w:rPr>
-          <w:rFonts w:ascii="Arial" w:hAnsi="Arial" w:cs="Arial"/>
-          <w:sz w:val="24"/>
-          <w:szCs w:val="24"/>
-        </w:rPr>
-        <w:t xml:space="preserve"> requerimientos de procesamiento, por lo cual a continuación se describe los dispositivos </w:t>
-      </w:r>
-      <w:r>
-        <w:rPr>
-          <w:rFonts w:ascii="Arial" w:hAnsi="Arial" w:cs="Arial"/>
-          <w:sz w:val="24"/>
-          <w:szCs w:val="24"/>
-        </w:rPr>
-        <w:t>que fueron</w:t>
-      </w:r>
-      <w:r>
-        <w:rPr>
-          <w:rFonts w:ascii="Arial" w:hAnsi="Arial" w:cs="Arial"/>
-          <w:sz w:val="24"/>
-          <w:szCs w:val="24"/>
-        </w:rPr>
-        <w:t xml:space="preserve"> utilizados</w:t>
-      </w:r>
-      <w:r>
-        <w:rPr>
-          <w:rFonts w:ascii="Arial" w:hAnsi="Arial" w:cs="Arial"/>
-          <w:sz w:val="24"/>
-          <w:szCs w:val="24"/>
-        </w:rPr>
-        <w:t>.</w:t>
+        <w:t xml:space="preserve">En el proceso </w:t>
+      </w:r>
+      <w:r>
+        <w:rPr>
+          <w:rFonts w:ascii="Arial" w:hAnsi="Arial" w:cs="Arial"/>
+          <w:sz w:val="24"/>
+          <w:szCs w:val="24"/>
+        </w:rPr>
+        <w:t>de elaboración este proyecto, se utilizaron una variedad de recursos de hardware que cumplen con todas las exigencias del desarrollo de la aplicación web. A continuación se detallarán de manera clara y concisa los dispositivos de hardware utilizados para garantizar una implementación exitosa eficiente de proyecto.</w:t>
       </w:r>
     </w:p>
     <w:p>
@@ -34950,39 +34952,23 @@
           <w:sz w:val="24"/>
           <w:szCs w:val="24"/>
         </w:rPr>
-        <w:t xml:space="preserve">Los recursos de software usados para la elaboración atienden todas las particularidades del desarrollo </w:t>
-      </w:r>
-      <w:r>
-        <w:rPr>
-          <w:rFonts w:ascii="Arial" w:hAnsi="Arial" w:cs="Arial"/>
-          <w:sz w:val="24"/>
-          <w:szCs w:val="24"/>
-        </w:rPr>
-        <w:t>web</w:t>
-      </w:r>
-      <w:r>
-        <w:rPr>
-          <w:rFonts w:ascii="Arial" w:hAnsi="Arial" w:cs="Arial"/>
-          <w:sz w:val="24"/>
-          <w:szCs w:val="24"/>
-        </w:rPr>
-        <w:t xml:space="preserve"> el cual implica mayores requerimientos de procesamiento, por lo cual a continuación se describe los dispositivos </w:t>
-      </w:r>
-      <w:r>
-        <w:rPr>
-          <w:rFonts w:ascii="Arial" w:hAnsi="Arial" w:cs="Arial"/>
-          <w:sz w:val="24"/>
-          <w:szCs w:val="24"/>
-        </w:rPr>
-        <w:t xml:space="preserve">que han sido </w:t>
-      </w:r>
-      <w:r>
-        <w:rPr>
-          <w:rFonts w:ascii="Arial" w:hAnsi="Arial" w:cs="Arial"/>
-          <w:sz w:val="24"/>
-          <w:szCs w:val="24"/>
-        </w:rPr>
-        <w:t>utilizados.</w:t>
+        <w:t xml:space="preserve">En la elaboración de este proyecto, se ha utilizado una amplia variedad </w:t>
+      </w:r>
+      <w:r>
+        <w:rPr>
+          <w:rFonts w:ascii="Arial" w:hAnsi="Arial" w:cs="Arial"/>
+          <w:sz w:val="24"/>
+          <w:szCs w:val="24"/>
+        </w:rPr>
+        <w:t>recursos de software</w:t>
+      </w:r>
+      <w:r>
+        <w:rPr>
+          <w:rFonts w:ascii="Arial" w:hAnsi="Arial" w:cs="Arial"/>
+          <w:sz w:val="24"/>
+          <w:szCs w:val="24"/>
+        </w:rPr>
+        <w:t xml:space="preserve"> que abarcan todas las particularidades del desarrollo del aplicativo web. Es importante destacar que este tipo de proyectos requiere una gran cantidad de recursos de procesamiento, por lo que a continuación se describirá detalladamente los dispositivos y herramientas de software utilizados para asegurar una ejecución exitosa del proyecto.</w:t>
       </w:r>
     </w:p>
     <w:p>
@@ -35791,6 +35777,7 @@
           <w:sz w:val="24"/>
           <w:szCs w:val="24"/>
         </w:rPr>
+        <w:lastRenderedPageBreak/>
         <w:t xml:space="preserve">A </w:t>
       </w:r>
       <w:r>
@@ -35815,7 +35802,23 @@
           <w:sz w:val="24"/>
           <w:szCs w:val="24"/>
         </w:rPr>
-        <w:t xml:space="preserve">se empleó la técnica Planning </w:t>
+        <w:t xml:space="preserve">se </w:t>
+      </w:r>
+      <w:r>
+        <w:rPr>
+          <w:rFonts w:ascii="Arial" w:hAnsi="Arial" w:cs="Arial"/>
+          <w:sz w:val="24"/>
+          <w:szCs w:val="24"/>
+        </w:rPr>
+        <w:t>utilizó</w:t>
+      </w:r>
+      <w:r>
+        <w:rPr>
+          <w:rFonts w:ascii="Arial" w:hAnsi="Arial" w:cs="Arial"/>
+          <w:sz w:val="24"/>
+          <w:szCs w:val="24"/>
+        </w:rPr>
+        <w:t xml:space="preserve"> la técnica Planning </w:t>
       </w:r>
       <w:r>
         <w:rPr>
@@ -35831,32 +35834,151 @@
           <w:sz w:val="24"/>
           <w:szCs w:val="24"/>
         </w:rPr>
-        <w:t>oker para</w:t>
-      </w:r>
-      <w:r>
-        <w:rPr>
-          <w:rFonts w:ascii="Arial" w:hAnsi="Arial" w:cs="Arial"/>
-          <w:sz w:val="24"/>
-          <w:szCs w:val="24"/>
-        </w:rPr>
-        <w:t xml:space="preserve"> poder</w:t>
-      </w:r>
-      <w:r>
-        <w:rPr>
-          <w:rFonts w:ascii="Arial" w:hAnsi="Arial" w:cs="Arial"/>
-          <w:sz w:val="24"/>
-          <w:szCs w:val="24"/>
-        </w:rPr>
-        <w:t xml:space="preserve"> estimar el tiempo que se deberá emplear en cada historia de usuario, de acuerdo con cada funcionalidad </w:t>
-      </w:r>
-      <w:r>
-        <w:rPr>
-          <w:rFonts w:ascii="Arial" w:hAnsi="Arial" w:cs="Arial"/>
-          <w:sz w:val="24"/>
-          <w:szCs w:val="24"/>
-        </w:rPr>
-        <w:lastRenderedPageBreak/>
-        <w:t>del sistema, característica y valoración, usando la sucesión de fibonacci 1, 2, 3, 5, 8, 13, 20, 40, 100.</w:t>
+        <w:t xml:space="preserve">oker </w:t>
+      </w:r>
+      <w:r>
+        <w:rPr>
+          <w:rFonts w:ascii="Arial" w:hAnsi="Arial" w:cs="Arial"/>
+          <w:sz w:val="24"/>
+          <w:szCs w:val="24"/>
+        </w:rPr>
+        <w:t>con el objetivo de</w:t>
+      </w:r>
+      <w:r>
+        <w:rPr>
+          <w:rFonts w:ascii="Arial" w:hAnsi="Arial" w:cs="Arial"/>
+          <w:sz w:val="24"/>
+          <w:szCs w:val="24"/>
+        </w:rPr>
+        <w:t xml:space="preserve"> estimar el tiempo </w:t>
+      </w:r>
+      <w:r>
+        <w:rPr>
+          <w:rFonts w:ascii="Arial" w:hAnsi="Arial" w:cs="Arial"/>
+          <w:sz w:val="24"/>
+          <w:szCs w:val="24"/>
+        </w:rPr>
+        <w:t xml:space="preserve">requerido </w:t>
+      </w:r>
+      <w:r>
+        <w:rPr>
+          <w:rFonts w:ascii="Arial" w:hAnsi="Arial" w:cs="Arial"/>
+          <w:sz w:val="24"/>
+          <w:szCs w:val="24"/>
+        </w:rPr>
+        <w:t xml:space="preserve">para llevar a cabo </w:t>
+      </w:r>
+      <w:r>
+        <w:rPr>
+          <w:rFonts w:ascii="Arial" w:hAnsi="Arial" w:cs="Arial"/>
+          <w:sz w:val="24"/>
+          <w:szCs w:val="24"/>
+        </w:rPr>
+        <w:t xml:space="preserve">cada historia de usuario, </w:t>
+      </w:r>
+      <w:r>
+        <w:rPr>
+          <w:rFonts w:ascii="Arial" w:hAnsi="Arial" w:cs="Arial"/>
+          <w:sz w:val="24"/>
+          <w:szCs w:val="24"/>
+        </w:rPr>
+        <w:t xml:space="preserve">considerando cada una de las </w:t>
+      </w:r>
+      <w:r>
+        <w:rPr>
+          <w:rFonts w:ascii="Arial" w:hAnsi="Arial" w:cs="Arial"/>
+          <w:sz w:val="24"/>
+          <w:szCs w:val="24"/>
+        </w:rPr>
+        <w:t>funcionalidad</w:t>
+      </w:r>
+      <w:r>
+        <w:rPr>
+          <w:rFonts w:ascii="Arial" w:hAnsi="Arial" w:cs="Arial"/>
+          <w:sz w:val="24"/>
+          <w:szCs w:val="24"/>
+        </w:rPr>
+        <w:t xml:space="preserve">es, </w:t>
+      </w:r>
+      <w:r>
+        <w:rPr>
+          <w:rFonts w:ascii="Arial" w:hAnsi="Arial" w:cs="Arial"/>
+          <w:sz w:val="24"/>
+          <w:szCs w:val="24"/>
+        </w:rPr>
+        <w:t>característica y valoraci</w:t>
+      </w:r>
+      <w:r>
+        <w:rPr>
+          <w:rFonts w:ascii="Arial" w:hAnsi="Arial" w:cs="Arial"/>
+          <w:sz w:val="24"/>
+          <w:szCs w:val="24"/>
+        </w:rPr>
+        <w:t xml:space="preserve">ones </w:t>
+      </w:r>
+      <w:r>
+        <w:rPr>
+          <w:rFonts w:ascii="Arial" w:hAnsi="Arial" w:cs="Arial"/>
+          <w:sz w:val="24"/>
+          <w:szCs w:val="24"/>
+        </w:rPr>
+        <w:t xml:space="preserve">del </w:t>
+      </w:r>
+      <w:r>
+        <w:rPr>
+          <w:rFonts w:ascii="Arial" w:hAnsi="Arial" w:cs="Arial"/>
+          <w:sz w:val="24"/>
+          <w:szCs w:val="24"/>
+        </w:rPr>
+        <w:t>sistema</w:t>
+      </w:r>
+      <w:r>
+        <w:rPr>
+          <w:rFonts w:ascii="Arial" w:hAnsi="Arial" w:cs="Arial"/>
+          <w:sz w:val="24"/>
+          <w:szCs w:val="24"/>
+        </w:rPr>
+        <w:t xml:space="preserve">. Para ello se siguió una secuencia numérica basada en la sucesión </w:t>
+      </w:r>
+      <w:r>
+        <w:rPr>
+          <w:rFonts w:ascii="Arial" w:hAnsi="Arial" w:cs="Arial"/>
+          <w:sz w:val="24"/>
+          <w:szCs w:val="24"/>
+        </w:rPr>
+        <w:t xml:space="preserve">de </w:t>
+      </w:r>
+      <w:r>
+        <w:rPr>
+          <w:rFonts w:ascii="Arial" w:hAnsi="Arial" w:cs="Arial"/>
+          <w:sz w:val="24"/>
+          <w:szCs w:val="24"/>
+        </w:rPr>
+        <w:t>F</w:t>
+      </w:r>
+      <w:r>
+        <w:rPr>
+          <w:rFonts w:ascii="Arial" w:hAnsi="Arial" w:cs="Arial"/>
+          <w:sz w:val="24"/>
+          <w:szCs w:val="24"/>
+        </w:rPr>
+        <w:t>ibonacci</w:t>
+      </w:r>
+      <w:r>
+        <w:rPr>
+          <w:rFonts w:ascii="Arial" w:hAnsi="Arial" w:cs="Arial"/>
+          <w:sz w:val="24"/>
+          <w:szCs w:val="24"/>
+        </w:rPr>
+        <w:t>, con valores de</w:t>
+      </w:r>
+      <w:r>
+        <w:rPr>
+          <w:rFonts w:ascii="Arial" w:hAnsi="Arial" w:cs="Arial"/>
+          <w:sz w:val="24"/>
+          <w:szCs w:val="24"/>
+        </w:rPr>
+        <w:t xml:space="preserve"> 1, 2, 3, 5, 8, 13, 20, 40, 100.</w:t>
       </w:r>
     </w:p>
     <w:p>
@@ -35883,138 +36005,7 @@
           <w:sz w:val="24"/>
           <w:szCs w:val="24"/>
         </w:rPr>
-        <w:t xml:space="preserve">ebido a que </w:t>
-      </w:r>
-      <w:r>
-        <w:rPr>
-          <w:rFonts w:ascii="Arial" w:hAnsi="Arial" w:cs="Arial"/>
-          <w:sz w:val="24"/>
-          <w:szCs w:val="24"/>
-        </w:rPr>
-        <w:t>el autor</w:t>
-      </w:r>
-      <w:r>
-        <w:rPr>
-          <w:rFonts w:ascii="Arial" w:hAnsi="Arial" w:cs="Arial"/>
-          <w:sz w:val="24"/>
-          <w:szCs w:val="24"/>
-        </w:rPr>
-        <w:t xml:space="preserve"> </w:t>
-      </w:r>
-      <w:r>
-        <w:rPr>
-          <w:rFonts w:ascii="Arial" w:hAnsi="Arial" w:cs="Arial"/>
-          <w:sz w:val="24"/>
-          <w:szCs w:val="24"/>
-        </w:rPr>
-        <w:t xml:space="preserve">del trabajo </w:t>
-      </w:r>
-      <w:r>
-        <w:rPr>
-          <w:rFonts w:ascii="Arial" w:hAnsi="Arial" w:cs="Arial"/>
-          <w:sz w:val="24"/>
-          <w:szCs w:val="24"/>
-        </w:rPr>
-        <w:t xml:space="preserve">realiza el proyecto de manera individual, se procedió a estimar </w:t>
-      </w:r>
-      <w:r>
-        <w:rPr>
-          <w:rFonts w:ascii="Arial" w:hAnsi="Arial" w:cs="Arial"/>
-          <w:sz w:val="24"/>
-          <w:szCs w:val="24"/>
-        </w:rPr>
-        <w:t>de acuerdo con</w:t>
-      </w:r>
-      <w:r>
-        <w:rPr>
-          <w:rFonts w:ascii="Arial" w:hAnsi="Arial" w:cs="Arial"/>
-          <w:sz w:val="24"/>
-          <w:szCs w:val="24"/>
-        </w:rPr>
-        <w:t xml:space="preserve"> sus propias valoraciones y se registró la siguiente estimación.</w:t>
-      </w:r>
-    </w:p>
-    <w:p>
-      <w:pPr>
-        <w:spacing w:line="360" w:lineRule="auto"/>
-        <w:jc w:val="both"/>
-        <w:rPr>
-          <w:rFonts w:ascii="Arial" w:hAnsi="Arial" w:cs="Arial"/>
-          <w:sz w:val="24"/>
-          <w:szCs w:val="24"/>
-        </w:rPr>
-      </w:pPr>
-      <w:r>
-        <w:rPr>
-          <w:rFonts w:ascii="Arial" w:hAnsi="Arial" w:cs="Arial"/>
-          <w:sz w:val="24"/>
-          <w:szCs w:val="24"/>
-        </w:rPr>
-        <w:t xml:space="preserve">A continuación, se </w:t>
-      </w:r>
-      <w:r>
-        <w:rPr>
-          <w:rFonts w:ascii="Arial" w:hAnsi="Arial" w:cs="Arial"/>
-          <w:sz w:val="24"/>
-          <w:szCs w:val="24"/>
-        </w:rPr>
-        <w:t>p</w:t>
-      </w:r>
-      <w:r>
-        <w:rPr>
-          <w:rFonts w:ascii="Arial" w:hAnsi="Arial" w:cs="Arial"/>
-          <w:sz w:val="24"/>
-          <w:szCs w:val="24"/>
-        </w:rPr>
-        <w:t>resentan</w:t>
-      </w:r>
-      <w:r>
-        <w:rPr>
-          <w:rFonts w:ascii="Arial" w:hAnsi="Arial" w:cs="Arial"/>
-          <w:sz w:val="24"/>
-          <w:szCs w:val="24"/>
-        </w:rPr>
-        <w:t xml:space="preserve"> los resultados</w:t>
-      </w:r>
-      <w:r>
-        <w:rPr>
-          <w:rFonts w:ascii="Arial" w:hAnsi="Arial" w:cs="Arial"/>
-          <w:sz w:val="24"/>
-          <w:szCs w:val="24"/>
-        </w:rPr>
-        <w:t xml:space="preserve"> que fueron</w:t>
-      </w:r>
-      <w:r>
-        <w:rPr>
-          <w:rFonts w:ascii="Arial" w:hAnsi="Arial" w:cs="Arial"/>
-          <w:sz w:val="24"/>
-          <w:szCs w:val="24"/>
-        </w:rPr>
-        <w:t xml:space="preserve"> obtenidos en la estimación para el</w:t>
-      </w:r>
-      <w:r>
-        <w:rPr>
-          <w:rFonts w:ascii="Arial" w:hAnsi="Arial" w:cs="Arial"/>
-          <w:sz w:val="24"/>
-          <w:szCs w:val="24"/>
-        </w:rPr>
-        <w:t xml:space="preserve"> </w:t>
-      </w:r>
-      <w:r>
-        <w:rPr>
-          <w:rFonts w:ascii="Arial" w:hAnsi="Arial" w:cs="Arial"/>
-          <w:sz w:val="24"/>
-          <w:szCs w:val="24"/>
-        </w:rPr>
-        <w:t xml:space="preserve">presente </w:t>
-      </w:r>
-      <w:r>
-        <w:rPr>
-          <w:rFonts w:ascii="Arial" w:hAnsi="Arial" w:cs="Arial"/>
-          <w:sz w:val="24"/>
-          <w:szCs w:val="24"/>
-        </w:rPr>
-        <w:t>trabajo de investigación</w:t>
+        <w:t>ado que el autor del trabajo ha realizado el proyecto de manera individual, se ha procedido a estimar el trabajo mediante una evaluación personal y se ha registrado la siguiente estimación basada en esa valoración</w:t>
       </w:r>
       <w:r>
         <w:rPr>
@@ -36930,23 +36921,55 @@
           <w:sz w:val="24"/>
           <w:szCs w:val="24"/>
         </w:rPr>
-        <w:t xml:space="preserve">Para representar </w:t>
-      </w:r>
-      <w:r>
-        <w:rPr>
-          <w:rFonts w:ascii="Arial" w:hAnsi="Arial" w:cs="Arial"/>
-          <w:sz w:val="24"/>
-          <w:szCs w:val="24"/>
-        </w:rPr>
-        <w:t>la ruta</w:t>
-      </w:r>
-      <w:r>
-        <w:rPr>
-          <w:rFonts w:ascii="Arial" w:hAnsi="Arial" w:cs="Arial"/>
-          <w:sz w:val="24"/>
-          <w:szCs w:val="24"/>
-        </w:rPr>
-        <w:t xml:space="preserve"> de actividades del proyecto se </w:t>
+        <w:t xml:space="preserve">Para </w:t>
+      </w:r>
+      <w:r>
+        <w:rPr>
+          <w:rFonts w:ascii="Arial" w:hAnsi="Arial" w:cs="Arial"/>
+          <w:sz w:val="24"/>
+          <w:szCs w:val="24"/>
+        </w:rPr>
+        <w:t>visualizar</w:t>
+      </w:r>
+      <w:r>
+        <w:rPr>
+          <w:rFonts w:ascii="Arial" w:hAnsi="Arial" w:cs="Arial"/>
+          <w:sz w:val="24"/>
+          <w:szCs w:val="24"/>
+        </w:rPr>
+        <w:t xml:space="preserve"> </w:t>
+      </w:r>
+      <w:r>
+        <w:rPr>
+          <w:rFonts w:ascii="Arial" w:hAnsi="Arial" w:cs="Arial"/>
+          <w:sz w:val="24"/>
+          <w:szCs w:val="24"/>
+        </w:rPr>
+        <w:t xml:space="preserve">el plan </w:t>
+      </w:r>
+      <w:r>
+        <w:rPr>
+          <w:rFonts w:ascii="Arial" w:hAnsi="Arial" w:cs="Arial"/>
+          <w:sz w:val="24"/>
+          <w:szCs w:val="24"/>
+        </w:rPr>
+        <w:t>de actividades del proyecto</w:t>
+      </w:r>
+      <w:r>
+        <w:rPr>
+          <w:rFonts w:ascii="Arial" w:hAnsi="Arial" w:cs="Arial"/>
+          <w:sz w:val="24"/>
+          <w:szCs w:val="24"/>
+        </w:rPr>
+        <w:t xml:space="preserve">, </w:t>
+      </w:r>
+      <w:r>
+        <w:rPr>
+          <w:rFonts w:ascii="Arial" w:hAnsi="Arial" w:cs="Arial"/>
+          <w:sz w:val="24"/>
+          <w:szCs w:val="24"/>
+        </w:rPr>
+        <w:t xml:space="preserve">se </w:t>
       </w:r>
       <w:r>
         <w:rPr>
@@ -36970,31 +36993,119 @@
           <w:sz w:val="24"/>
           <w:szCs w:val="24"/>
         </w:rPr>
-        <w:t xml:space="preserve"> el diagrama de Grantt</w:t>
-      </w:r>
-      <w:r>
-        <w:rPr>
-          <w:rFonts w:ascii="Arial" w:hAnsi="Arial" w:cs="Arial"/>
-          <w:sz w:val="24"/>
-          <w:szCs w:val="24"/>
-        </w:rPr>
-        <w:t xml:space="preserve">, </w:t>
-      </w:r>
-      <w:r>
-        <w:rPr>
-          <w:rFonts w:ascii="Arial" w:hAnsi="Arial" w:cs="Arial"/>
-          <w:sz w:val="24"/>
-          <w:szCs w:val="24"/>
-        </w:rPr>
-        <w:t>el cual contiene la cantidad de iteraciones o sprints con sus respectivas actividades en la columna de historias y por último la duración en semanas que tomará cada iteración o sprint</w:t>
-      </w:r>
-      <w:r>
-        <w:rPr>
-          <w:rFonts w:ascii="Arial" w:hAnsi="Arial" w:cs="Arial"/>
-          <w:sz w:val="24"/>
-          <w:szCs w:val="24"/>
-        </w:rPr>
-        <w:t xml:space="preserve"> (Ver Anexo </w:t>
+        <w:t xml:space="preserve"> </w:t>
+      </w:r>
+      <w:r>
+        <w:rPr>
+          <w:rFonts w:ascii="Arial" w:hAnsi="Arial" w:cs="Arial"/>
+          <w:sz w:val="24"/>
+          <w:szCs w:val="24"/>
+        </w:rPr>
+        <w:t>un</w:t>
+      </w:r>
+      <w:r>
+        <w:rPr>
+          <w:rFonts w:ascii="Arial" w:hAnsi="Arial" w:cs="Arial"/>
+          <w:sz w:val="24"/>
+          <w:szCs w:val="24"/>
+        </w:rPr>
+        <w:t xml:space="preserve"> diagrama de Grantt</w:t>
+      </w:r>
+      <w:r>
+        <w:rPr>
+          <w:rFonts w:ascii="Arial" w:hAnsi="Arial" w:cs="Arial"/>
+          <w:sz w:val="24"/>
+          <w:szCs w:val="24"/>
+        </w:rPr>
+        <w:t xml:space="preserve"> que muestra el</w:t>
+      </w:r>
+      <w:r>
+        <w:rPr>
+          <w:rFonts w:ascii="Arial" w:hAnsi="Arial" w:cs="Arial"/>
+          <w:sz w:val="24"/>
+          <w:szCs w:val="24"/>
+        </w:rPr>
+        <w:t xml:space="preserve"> </w:t>
+      </w:r>
+      <w:r>
+        <w:rPr>
+          <w:rFonts w:ascii="Arial" w:hAnsi="Arial" w:cs="Arial"/>
+          <w:sz w:val="24"/>
+          <w:szCs w:val="24"/>
+        </w:rPr>
+        <w:t xml:space="preserve">número </w:t>
+      </w:r>
+      <w:r>
+        <w:rPr>
+          <w:rFonts w:ascii="Arial" w:hAnsi="Arial" w:cs="Arial"/>
+          <w:sz w:val="24"/>
+          <w:szCs w:val="24"/>
+        </w:rPr>
+        <w:t xml:space="preserve">de iteraciones o sprints </w:t>
+      </w:r>
+      <w:r>
+        <w:rPr>
+          <w:rFonts w:ascii="Arial" w:hAnsi="Arial" w:cs="Arial"/>
+          <w:sz w:val="24"/>
+          <w:szCs w:val="24"/>
+        </w:rPr>
+        <w:t xml:space="preserve">y </w:t>
+      </w:r>
+      <w:r>
+        <w:rPr>
+          <w:rFonts w:ascii="Arial" w:hAnsi="Arial" w:cs="Arial"/>
+          <w:sz w:val="24"/>
+          <w:szCs w:val="24"/>
+        </w:rPr>
+        <w:t>sus respectivas actividades en la columna de historias</w:t>
+      </w:r>
+      <w:r>
+        <w:rPr>
+          <w:rFonts w:ascii="Arial" w:hAnsi="Arial" w:cs="Arial"/>
+          <w:sz w:val="24"/>
+          <w:szCs w:val="24"/>
+        </w:rPr>
+        <w:t xml:space="preserve">. Ademas se indica </w:t>
+      </w:r>
+      <w:r>
+        <w:rPr>
+          <w:rFonts w:ascii="Arial" w:hAnsi="Arial" w:cs="Arial"/>
+          <w:sz w:val="24"/>
+          <w:szCs w:val="24"/>
+        </w:rPr>
+        <w:t>la duración</w:t>
+      </w:r>
+      <w:r>
+        <w:rPr>
+          <w:rFonts w:ascii="Arial" w:hAnsi="Arial" w:cs="Arial"/>
+          <w:sz w:val="24"/>
+          <w:szCs w:val="24"/>
+        </w:rPr>
+        <w:t xml:space="preserve"> en semanas de cada iteración </w:t>
+      </w:r>
+      <w:r>
+        <w:rPr>
+          <w:rFonts w:ascii="Arial" w:hAnsi="Arial" w:cs="Arial"/>
+          <w:sz w:val="24"/>
+          <w:szCs w:val="24"/>
+        </w:rPr>
+        <w:t>o sprint</w:t>
+      </w:r>
+      <w:r>
+        <w:rPr>
+          <w:rFonts w:ascii="Arial" w:hAnsi="Arial" w:cs="Arial"/>
+          <w:sz w:val="24"/>
+          <w:szCs w:val="24"/>
+        </w:rPr>
+        <w:t xml:space="preserve"> </w:t>
+      </w:r>
+      <w:r>
+        <w:rPr>
+          <w:rFonts w:ascii="Arial" w:hAnsi="Arial" w:cs="Arial"/>
+          <w:sz w:val="24"/>
+          <w:szCs w:val="24"/>
+        </w:rPr>
+        <w:t xml:space="preserve">(Ver Anexo </w:t>
       </w:r>
       <w:r>
         <w:rPr>
@@ -37058,23 +37169,15 @@
           <w:sz w:val="24"/>
           <w:szCs w:val="24"/>
         </w:rPr>
-        <w:t>que</w:t>
-      </w:r>
-      <w:r>
-        <w:rPr>
-          <w:rFonts w:ascii="Arial" w:hAnsi="Arial" w:cs="Arial"/>
-          <w:sz w:val="24"/>
-          <w:szCs w:val="24"/>
-        </w:rPr>
-        <w:t xml:space="preserve"> </w:t>
-      </w:r>
-      <w:r>
-        <w:rPr>
-          <w:rFonts w:ascii="Arial" w:hAnsi="Arial" w:cs="Arial"/>
-          <w:sz w:val="24"/>
-          <w:szCs w:val="24"/>
-        </w:rPr>
-        <w:t>gestione la ejecución</w:t>
+        <w:t>para gestionar</w:t>
+      </w:r>
+      <w:r>
+        <w:rPr>
+          <w:rFonts w:ascii="Arial" w:hAnsi="Arial" w:cs="Arial"/>
+          <w:sz w:val="24"/>
+          <w:szCs w:val="24"/>
+        </w:rPr>
+        <w:t xml:space="preserve"> la ejecución</w:t>
       </w:r>
       <w:r>
         <w:rPr>
@@ -37089,7 +37192,7 @@
           <w:sz w:val="24"/>
           <w:szCs w:val="24"/>
         </w:rPr>
-        <w:t>del aplicativo web en la presente investigación</w:t>
+        <w:t xml:space="preserve">de la aplicación web </w:t>
       </w:r>
       <w:r>
         <w:rPr>
@@ -37097,6 +37200,30 @@
           <w:sz w:val="24"/>
           <w:szCs w:val="24"/>
         </w:rPr>
+        <w:t xml:space="preserve">en </w:t>
+      </w:r>
+      <w:r>
+        <w:rPr>
+          <w:rFonts w:ascii="Arial" w:eastAsia="ArialMT" w:hAnsi="Arial" w:cs="Arial"/>
+          <w:sz w:val="24"/>
+          <w:szCs w:val="24"/>
+        </w:rPr>
+        <w:t xml:space="preserve">la </w:t>
+      </w:r>
+      <w:r>
+        <w:rPr>
+          <w:rFonts w:ascii="Arial" w:eastAsia="ArialMT" w:hAnsi="Arial" w:cs="Arial"/>
+          <w:sz w:val="24"/>
+          <w:szCs w:val="24"/>
+        </w:rPr>
+        <w:t>presente investigación</w:t>
+      </w:r>
+      <w:r>
+        <w:rPr>
+          <w:rFonts w:ascii="Arial" w:eastAsia="ArialMT" w:hAnsi="Arial" w:cs="Arial"/>
+          <w:sz w:val="24"/>
+          <w:szCs w:val="24"/>
+        </w:rPr>
         <w:t xml:space="preserve"> </w:t>
       </w:r>
       <w:r>
@@ -37121,7 +37248,7 @@
           <w:sz w:val="24"/>
           <w:szCs w:val="24"/>
         </w:rPr>
-        <w:t xml:space="preserve"> herramienta permite llevar una </w:t>
+        <w:t xml:space="preserve"> plataforma</w:t>
       </w:r>
       <w:r>
         <w:rPr>
@@ -37129,6 +37256,14 @@
           <w:sz w:val="24"/>
           <w:szCs w:val="24"/>
         </w:rPr>
+        <w:t xml:space="preserve"> permite llevar una </w:t>
+      </w:r>
+      <w:r>
+        <w:rPr>
+          <w:rFonts w:ascii="Arial" w:eastAsia="ArialMT" w:hAnsi="Arial" w:cs="Arial"/>
+          <w:sz w:val="24"/>
+          <w:szCs w:val="24"/>
+        </w:rPr>
         <w:t>planificación</w:t>
       </w:r>
       <w:r>
@@ -37137,96 +37272,7 @@
           <w:sz w:val="24"/>
           <w:szCs w:val="24"/>
         </w:rPr>
-        <w:t xml:space="preserve"> de forma</w:t>
-      </w:r>
-      <w:r>
-        <w:rPr>
-          <w:rFonts w:ascii="Arial" w:eastAsia="ArialMT" w:hAnsi="Arial" w:cs="Arial"/>
-          <w:sz w:val="24"/>
-          <w:szCs w:val="24"/>
-        </w:rPr>
-        <w:t xml:space="preserve"> personalizada</w:t>
-      </w:r>
-      <w:r>
-        <w:rPr>
-          <w:rFonts w:ascii="Arial" w:eastAsia="ArialMT" w:hAnsi="Arial" w:cs="Arial"/>
-          <w:sz w:val="24"/>
-          <w:szCs w:val="24"/>
-        </w:rPr>
-        <w:t xml:space="preserve"> </w:t>
-      </w:r>
-      <w:r>
-        <w:rPr>
-          <w:rFonts w:ascii="Arial" w:eastAsia="ArialMT" w:hAnsi="Arial" w:cs="Arial"/>
-          <w:sz w:val="24"/>
-          <w:szCs w:val="24"/>
-        </w:rPr>
-        <w:t xml:space="preserve">y ayuda a gestionar las tareas </w:t>
-      </w:r>
-      <w:r>
-        <w:rPr>
-          <w:rFonts w:ascii="Arial" w:eastAsia="ArialMT" w:hAnsi="Arial" w:cs="Arial"/>
-          <w:sz w:val="24"/>
-          <w:szCs w:val="24"/>
-        </w:rPr>
-        <w:t>o</w:t>
-      </w:r>
-      <w:r>
-        <w:rPr>
-          <w:rFonts w:ascii="Arial" w:eastAsia="ArialMT" w:hAnsi="Arial" w:cs="Arial"/>
-          <w:sz w:val="24"/>
-          <w:szCs w:val="24"/>
-        </w:rPr>
-        <w:t xml:space="preserve"> actividades que se llevan a cabo en el</w:t>
-      </w:r>
-      <w:r>
-        <w:rPr>
-          <w:rFonts w:ascii="Arial" w:eastAsia="ArialMT" w:hAnsi="Arial" w:cs="Arial"/>
-          <w:sz w:val="24"/>
-          <w:szCs w:val="24"/>
-        </w:rPr>
-        <w:t xml:space="preserve"> </w:t>
-      </w:r>
-      <w:r>
-        <w:rPr>
-          <w:rFonts w:ascii="Arial" w:eastAsia="ArialMT" w:hAnsi="Arial" w:cs="Arial"/>
-          <w:sz w:val="24"/>
-          <w:szCs w:val="24"/>
-        </w:rPr>
-        <w:lastRenderedPageBreak/>
-        <w:t>desarrollo de</w:t>
-      </w:r>
-      <w:r>
-        <w:rPr>
-          <w:rFonts w:ascii="Arial" w:eastAsia="ArialMT" w:hAnsi="Arial" w:cs="Arial"/>
-          <w:sz w:val="24"/>
-          <w:szCs w:val="24"/>
-        </w:rPr>
-        <w:t xml:space="preserve">l </w:t>
-      </w:r>
-      <w:r>
-        <w:rPr>
-          <w:rFonts w:ascii="Arial" w:eastAsia="ArialMT" w:hAnsi="Arial" w:cs="Arial"/>
-          <w:sz w:val="24"/>
-          <w:szCs w:val="24"/>
-        </w:rPr>
-        <w:t>proyecto</w:t>
-      </w:r>
-      <w:r>
-        <w:rPr>
-          <w:rFonts w:ascii="Arial" w:eastAsia="ArialMT" w:hAnsi="Arial" w:cs="Arial"/>
-          <w:sz w:val="24"/>
-          <w:szCs w:val="24"/>
-        </w:rPr>
-        <w:t xml:space="preserve"> </w:t>
-      </w:r>
-      <w:r>
-        <w:rPr>
-          <w:rFonts w:ascii="Arial" w:hAnsi="Arial" w:cs="Arial"/>
-          <w:sz w:val="24"/>
-          <w:szCs w:val="24"/>
-        </w:rPr>
-        <w:t>ademas de ofrecer funcionalidades de seguimiento de tiempo y los informes de rendimiento</w:t>
+        <w:t xml:space="preserve"> adaptable y facilita la gestión de las tareas asociadas al desarrollo del proyecto</w:t>
       </w:r>
       <w:r>
         <w:rPr>
@@ -37234,6 +37280,23 @@
           <w:szCs w:val="23"/>
         </w:rPr>
         <w:t>.</w:t>
+      </w:r>
+      <w:r>
+        <w:rPr>
+          <w:rFonts w:ascii="Arial" w:hAnsi="Arial" w:cs="Arial"/>
+          <w:sz w:val="24"/>
+          <w:szCs w:val="24"/>
+        </w:rPr>
+        <w:t xml:space="preserve"> Además, Jira </w:t>
+      </w:r>
+      <w:r>
+        <w:rPr>
+          <w:rFonts w:ascii="Arial" w:hAnsi="Arial" w:cs="Arial"/>
+          <w:sz w:val="24"/>
+          <w:szCs w:val="24"/>
+        </w:rPr>
+        <w:lastRenderedPageBreak/>
+        <w:t>brinda funciones de monitoreo de tiempo y generación de informes de rendimiento, lo que la hace una herramienta esencial para una ejecución eficiente y bien organizado del proyecto.</w:t>
       </w:r>
     </w:p>
     <w:p>
@@ -37266,23 +37329,63 @@
           <w:sz w:val="24"/>
           <w:szCs w:val="24"/>
         </w:rPr>
-        <w:t xml:space="preserve">La herramienta para la gestión de versiones usado para la construcción de la aplicación web es la plataforma GitHub, la cual ayudará con la elaboración trabajo en simultaneo y </w:t>
-      </w:r>
-      <w:r>
-        <w:rPr>
-          <w:rFonts w:ascii="Arial" w:hAnsi="Arial" w:cs="Arial"/>
-          <w:sz w:val="24"/>
-          <w:szCs w:val="24"/>
-        </w:rPr>
-        <w:t xml:space="preserve">permitirá controlar </w:t>
-      </w:r>
-      <w:r>
-        <w:rPr>
-          <w:rFonts w:ascii="Arial" w:hAnsi="Arial" w:cs="Arial"/>
-          <w:sz w:val="24"/>
-          <w:szCs w:val="24"/>
-        </w:rPr>
-        <w:t>cada funcionalidad agregada durante el desarrollo.</w:t>
+        <w:t>La herramienta</w:t>
+      </w:r>
+      <w:r>
+        <w:rPr>
+          <w:rFonts w:ascii="Arial" w:hAnsi="Arial" w:cs="Arial"/>
+          <w:sz w:val="24"/>
+          <w:szCs w:val="24"/>
+        </w:rPr>
+        <w:t xml:space="preserve"> elegida</w:t>
+      </w:r>
+      <w:r>
+        <w:rPr>
+          <w:rFonts w:ascii="Arial" w:hAnsi="Arial" w:cs="Arial"/>
+          <w:sz w:val="24"/>
+          <w:szCs w:val="24"/>
+        </w:rPr>
+        <w:t xml:space="preserve"> para la gestión de versiones </w:t>
+      </w:r>
+      <w:r>
+        <w:rPr>
+          <w:rFonts w:ascii="Arial" w:hAnsi="Arial" w:cs="Arial"/>
+          <w:sz w:val="24"/>
+          <w:szCs w:val="24"/>
+        </w:rPr>
+        <w:t>en el desarrollo de</w:t>
+      </w:r>
+      <w:r>
+        <w:rPr>
+          <w:rFonts w:ascii="Arial" w:hAnsi="Arial" w:cs="Arial"/>
+          <w:sz w:val="24"/>
+          <w:szCs w:val="24"/>
+        </w:rPr>
+        <w:t xml:space="preserve"> la aplicación web es la plataforma GitHub, </w:t>
+      </w:r>
+      <w:r>
+        <w:rPr>
+          <w:rFonts w:ascii="Arial" w:hAnsi="Arial" w:cs="Arial"/>
+          <w:sz w:val="24"/>
+          <w:szCs w:val="24"/>
+        </w:rPr>
+        <w:t xml:space="preserve">que brinda la capacidad </w:t>
+      </w:r>
+      <w:r>
+        <w:rPr>
+          <w:rFonts w:ascii="Arial" w:hAnsi="Arial" w:cs="Arial"/>
+          <w:sz w:val="24"/>
+          <w:szCs w:val="24"/>
+        </w:rPr>
+        <w:t>de</w:t>
+      </w:r>
+      <w:r>
+        <w:rPr>
+          <w:rFonts w:ascii="Arial" w:hAnsi="Arial" w:cs="Arial"/>
+          <w:sz w:val="24"/>
+          <w:szCs w:val="24"/>
+        </w:rPr>
+        <w:t xml:space="preserve"> trabajar en equipo y monitorear cada funcionalidad agregada en el proceso de construcción.</w:t>
       </w:r>
       <w:r>
         <w:rPr>
@@ -37290,39 +37393,7 @@
           <w:sz w:val="24"/>
           <w:szCs w:val="24"/>
         </w:rPr>
-        <w:t xml:space="preserve"> Permite guardar un historial de cada cambio realizado en el código</w:t>
-      </w:r>
-      <w:r>
-        <w:rPr>
-          <w:rFonts w:ascii="Arial" w:eastAsia="ArialMT" w:hAnsi="Arial" w:cs="Arial"/>
-          <w:sz w:val="24"/>
-          <w:szCs w:val="24"/>
-        </w:rPr>
-        <w:t xml:space="preserve"> </w:t>
-      </w:r>
-      <w:r>
-        <w:rPr>
-          <w:rFonts w:ascii="Arial" w:eastAsia="ArialMT" w:hAnsi="Arial" w:cs="Arial"/>
-          <w:sz w:val="24"/>
-          <w:szCs w:val="24"/>
-        </w:rPr>
-        <w:t xml:space="preserve">o corrigiendo errores. </w:t>
-      </w:r>
-      <w:r>
-        <w:rPr>
-          <w:rFonts w:ascii="Arial" w:eastAsia="ArialMT" w:hAnsi="Arial" w:cs="Arial"/>
-          <w:sz w:val="24"/>
-          <w:szCs w:val="24"/>
-        </w:rPr>
-        <w:t>Además</w:t>
-      </w:r>
-      <w:r>
-        <w:rPr>
-          <w:rFonts w:ascii="Arial" w:eastAsia="ArialMT" w:hAnsi="Arial" w:cs="Arial"/>
-          <w:sz w:val="24"/>
-          <w:szCs w:val="24"/>
-        </w:rPr>
-        <w:t>, el proyecto se aloja en el repositorio remoto de esta herramienta, lo cual permite gestionar de manera remota los cambios que se efectúan en los repositorios locales.</w:t>
+        <w:t xml:space="preserve"> GitHub permite mantener un registro de todos los cambios realizados en el código, corrección de errores y proporciona alojamiento en un repositorio remoto para la gestiona remota de los cambios efectuados. Con esto se puede asegurar una colaboración eficiente y un control exhaustivo de las versiones del proyecto.</w:t>
       </w:r>
     </w:p>
     <w:p>
@@ -37469,6 +37540,7 @@
     </w:p>
     <w:p>
       <w:pPr>
+        <w:spacing w:line="360" w:lineRule="auto"/>
         <w:jc w:val="both"/>
         <w:rPr>
           <w:rFonts w:ascii="Arial" w:hAnsi="Arial" w:cs="Arial"/>
@@ -37852,6 +37924,7 @@
                 <w:sz w:val="24"/>
                 <w:szCs w:val="24"/>
               </w:rPr>
+              <w:lastRenderedPageBreak/>
               <w:t>Historia de Usuario</w:t>
             </w:r>
           </w:p>
@@ -37883,7 +37956,6 @@
                 <w:sz w:val="24"/>
                 <w:szCs w:val="24"/>
               </w:rPr>
-              <w:lastRenderedPageBreak/>
               <w:t>N</w:t>
             </w:r>
             <w:r>
@@ -38630,6 +38702,7 @@
                 <w:sz w:val="24"/>
                 <w:szCs w:val="24"/>
               </w:rPr>
+              <w:lastRenderedPageBreak/>
               <w:t>Observaciones</w:t>
             </w:r>
             <w:r>
@@ -39483,6 +39556,7 @@
                 <w:sz w:val="24"/>
                 <w:szCs w:val="24"/>
               </w:rPr>
+              <w:lastRenderedPageBreak/>
               <w:t xml:space="preserve">Criterio de aceptación: </w:t>
             </w:r>
           </w:p>
@@ -39502,7 +39576,6 @@
                 <w:sz w:val="24"/>
                 <w:szCs w:val="24"/>
               </w:rPr>
-              <w:lastRenderedPageBreak/>
               <w:t xml:space="preserve">    Cédula</w:t>
             </w:r>
           </w:p>
@@ -39610,6 +39683,7 @@
                 <w:sz w:val="24"/>
                 <w:szCs w:val="24"/>
               </w:rPr>
+              <w:lastRenderedPageBreak/>
               <w:t>Observaciones</w:t>
             </w:r>
             <w:r>
@@ -40308,6 +40382,7 @@
                 <w:sz w:val="24"/>
                 <w:szCs w:val="24"/>
               </w:rPr>
+              <w:lastRenderedPageBreak/>
               <w:t xml:space="preserve">Como personal administrativo de la UNIB.E encargado de manejar el sistema web quiero una sección en donde pueda registrar, actualizar a los </w:t>
             </w:r>
             <w:r>
@@ -40316,16 +40391,7 @@
                 <w:sz w:val="24"/>
                 <w:szCs w:val="24"/>
               </w:rPr>
-              <w:t xml:space="preserve">diferentes roles que </w:t>
-            </w:r>
-            <w:r>
-              <w:rPr>
-                <w:rFonts w:ascii="Arial" w:hAnsi="Arial" w:cs="Arial"/>
-                <w:sz w:val="24"/>
-                <w:szCs w:val="24"/>
-              </w:rPr>
-              <w:lastRenderedPageBreak/>
-              <w:t xml:space="preserve">habrá dentro del aplicativo, </w:t>
+              <w:t xml:space="preserve">diferentes roles que habrá dentro del aplicativo, </w:t>
             </w:r>
             <w:r>
               <w:rPr>
@@ -40453,6 +40519,7 @@
                 <w:sz w:val="24"/>
                 <w:szCs w:val="24"/>
               </w:rPr>
+              <w:lastRenderedPageBreak/>
               <w:t>Observaciones</w:t>
             </w:r>
             <w:r>
@@ -41127,6 +41194,7 @@
                 <w:sz w:val="24"/>
                 <w:szCs w:val="24"/>
               </w:rPr>
+              <w:lastRenderedPageBreak/>
               <w:t xml:space="preserve">Como personal administrativo de la UNIB.E encargado de manejar el sistema web </w:t>
             </w:r>
             <w:r>
@@ -41193,7 +41261,6 @@
                 <w:sz w:val="24"/>
                 <w:szCs w:val="24"/>
               </w:rPr>
-              <w:lastRenderedPageBreak/>
               <w:t>Criterio de aceptación:</w:t>
             </w:r>
           </w:p>
@@ -41244,6 +41311,7 @@
                 <w:sz w:val="24"/>
                 <w:szCs w:val="24"/>
               </w:rPr>
+              <w:lastRenderedPageBreak/>
               <w:t>Observaciones</w:t>
             </w:r>
             <w:r>
@@ -41647,7 +41715,7 @@
           <w:sz w:val="24"/>
           <w:szCs w:val="24"/>
         </w:rPr>
-        <w:t>En el siguiente cuadro se describen algunos términos afines a</w:t>
+        <w:t>En</w:t>
       </w:r>
       <w:r>
         <w:rPr>
@@ -41663,87 +41731,31 @@
           <w:sz w:val="24"/>
           <w:szCs w:val="24"/>
         </w:rPr>
-        <w:t>la carrera de software mencionados durante este trabajo de titulación</w:t>
-      </w:r>
-      <w:r>
-        <w:rPr>
-          <w:rFonts w:ascii="Arial" w:hAnsi="Arial" w:cs="Arial"/>
-          <w:sz w:val="24"/>
-          <w:szCs w:val="24"/>
-        </w:rPr>
-        <w:t>, sirve de ayuda para las personas</w:t>
-      </w:r>
-      <w:r>
-        <w:rPr>
-          <w:rFonts w:ascii="Arial" w:hAnsi="Arial" w:cs="Arial"/>
-          <w:sz w:val="24"/>
-          <w:szCs w:val="24"/>
-        </w:rPr>
-        <w:t xml:space="preserve"> </w:t>
-      </w:r>
-      <w:r>
-        <w:rPr>
-          <w:rFonts w:ascii="Arial" w:hAnsi="Arial" w:cs="Arial"/>
-          <w:sz w:val="24"/>
-          <w:szCs w:val="24"/>
-        </w:rPr>
-        <w:t>las cuales</w:t>
-      </w:r>
-      <w:r>
-        <w:rPr>
-          <w:rFonts w:ascii="Arial" w:hAnsi="Arial" w:cs="Arial"/>
-          <w:sz w:val="24"/>
-          <w:szCs w:val="24"/>
-        </w:rPr>
-        <w:t xml:space="preserve"> no tenga</w:t>
-      </w:r>
-      <w:r>
-        <w:rPr>
-          <w:rFonts w:ascii="Arial" w:hAnsi="Arial" w:cs="Arial"/>
-          <w:sz w:val="24"/>
-          <w:szCs w:val="24"/>
-        </w:rPr>
-        <w:t>n</w:t>
-      </w:r>
-      <w:r>
-        <w:rPr>
-          <w:rFonts w:ascii="Arial" w:hAnsi="Arial" w:cs="Arial"/>
-          <w:sz w:val="24"/>
-          <w:szCs w:val="24"/>
-        </w:rPr>
-        <w:t xml:space="preserve"> conocimiento del mismo</w:t>
-      </w:r>
-      <w:r>
-        <w:rPr>
-          <w:rFonts w:ascii="Arial" w:hAnsi="Arial" w:cs="Arial"/>
-          <w:sz w:val="24"/>
-          <w:szCs w:val="24"/>
-        </w:rPr>
-        <w:t xml:space="preserve"> o que puede encontrarse con términos </w:t>
-      </w:r>
-      <w:r>
-        <w:rPr>
-          <w:rFonts w:ascii="Arial" w:hAnsi="Arial" w:cs="Arial"/>
-          <w:sz w:val="24"/>
-          <w:szCs w:val="24"/>
-        </w:rPr>
-        <w:t>ajenos a su conocimiento</w:t>
-      </w:r>
-      <w:r>
-        <w:rPr>
-          <w:rFonts w:ascii="Arial" w:hAnsi="Arial" w:cs="Arial"/>
-          <w:sz w:val="24"/>
-          <w:szCs w:val="24"/>
-        </w:rPr>
-        <w:t xml:space="preserve">, </w:t>
-      </w:r>
-      <w:r>
-        <w:rPr>
-          <w:rFonts w:ascii="Arial" w:hAnsi="Arial" w:cs="Arial"/>
-          <w:sz w:val="24"/>
-          <w:szCs w:val="24"/>
-        </w:rPr>
-        <w:t>de esta manera solventando la curiosidad de los mismos.</w:t>
+        <w:t>siguiente cuadro</w:t>
+      </w:r>
+      <w:r>
+        <w:rPr>
+          <w:rFonts w:ascii="Arial" w:hAnsi="Arial" w:cs="Arial"/>
+          <w:sz w:val="24"/>
+          <w:szCs w:val="24"/>
+        </w:rPr>
+        <w:t xml:space="preserve"> presenta algunos de los términos relevantes a la carrera de software que se mencionaron en este trabajo de titulación</w:t>
+      </w:r>
+      <w:r>
+        <w:rPr>
+          <w:rFonts w:ascii="Arial" w:hAnsi="Arial" w:cs="Arial"/>
+          <w:sz w:val="24"/>
+          <w:szCs w:val="24"/>
+        </w:rPr>
+        <w:t>.</w:t>
+      </w:r>
+      <w:r>
+        <w:rPr>
+          <w:rFonts w:ascii="Arial" w:hAnsi="Arial" w:cs="Arial"/>
+          <w:sz w:val="24"/>
+          <w:szCs w:val="24"/>
+        </w:rPr>
+        <w:t xml:space="preserve"> Sirve como guía para aquellas personas que no estén familiarizadas con el vocabulario técnico o que se encuentren con termino desconocidos. De esta manera, se brinda una solución para satisfacer la curiosidad y mejorar la comprensión.</w:t>
       </w:r>
     </w:p>
     <w:p>
@@ -42059,6 +42071,7 @@
                 <w:sz w:val="24"/>
                 <w:szCs w:val="24"/>
               </w:rPr>
+              <w:lastRenderedPageBreak/>
               <w:t>Modelo Vista- Controlador</w:t>
             </w:r>
           </w:p>
@@ -42083,16 +42096,7 @@
                 <w:sz w:val="24"/>
                 <w:szCs w:val="24"/>
               </w:rPr>
-              <w:t xml:space="preserve">Es un patrón de diseño de software que separa los datos de una aplicación, la interfaz de usuario, y la </w:t>
-            </w:r>
-            <w:r>
-              <w:rPr>
-                <w:rFonts w:ascii="Arial" w:hAnsi="Arial" w:cs="Arial"/>
-                <w:sz w:val="24"/>
-                <w:szCs w:val="24"/>
-              </w:rPr>
-              <w:lastRenderedPageBreak/>
-              <w:t xml:space="preserve">lógica de control en tres componentes distintos </w:t>
+              <w:t xml:space="preserve">Es un patrón de diseño de software que separa los datos de una aplicación, la interfaz de usuario, y la lógica de control en tres componentes distintos </w:t>
             </w:r>
             <w:sdt>
               <w:sdtPr>
@@ -42178,7 +42182,6 @@
                 <w:sz w:val="24"/>
                 <w:szCs w:val="24"/>
               </w:rPr>
-              <w:lastRenderedPageBreak/>
               <w:t>MVC</w:t>
             </w:r>
           </w:p>
@@ -42490,6 +42493,7 @@
                 <w:sz w:val="24"/>
                 <w:szCs w:val="24"/>
               </w:rPr>
+              <w:lastRenderedPageBreak/>
               <w:t>Back-end</w:t>
             </w:r>
           </w:p>
@@ -42514,16 +42518,7 @@
                 <w:sz w:val="24"/>
                 <w:szCs w:val="24"/>
               </w:rPr>
-              <w:t xml:space="preserve">Se denomina Backend a la capa de acceso a los datos de un software que no es accesible para el </w:t>
-            </w:r>
-            <w:r>
-              <w:rPr>
-                <w:rFonts w:ascii="Arial" w:hAnsi="Arial" w:cs="Arial"/>
-                <w:sz w:val="24"/>
-                <w:szCs w:val="24"/>
-              </w:rPr>
-              <w:lastRenderedPageBreak/>
-              <w:t>usuario final. Además, esta capa contiene toda la lógica de la aplicación que maneja los datos</w:t>
+              <w:t>Se denomina Backend a la capa de acceso a los datos de un software que no es accesible para el usuario final. Además, esta capa contiene toda la lógica de la aplicación que maneja los datos</w:t>
             </w:r>
             <w:sdt>
               <w:sdtPr>
@@ -42618,7 +42613,6 @@
                 <w:sz w:val="24"/>
                 <w:szCs w:val="24"/>
               </w:rPr>
-              <w:lastRenderedPageBreak/>
               <w:t>Back-end</w:t>
             </w:r>
           </w:p>
@@ -42739,7 +42733,16 @@
                 <w:sz w:val="24"/>
                 <w:szCs w:val="24"/>
               </w:rPr>
-              <w:t>Es un término utilizado en la computación en general, para referirse a un conjunto de bibliotecas utilizadas para implementar la estructura estándar de una aplicación</w:t>
+              <w:t xml:space="preserve">Es un término utilizado en la computación en general, para referirse a un conjunto de bibliotecas utilizadas para implementar la estructura </w:t>
+            </w:r>
+            <w:r>
+              <w:rPr>
+                <w:rFonts w:ascii="Arial" w:hAnsi="Arial" w:cs="Arial"/>
+                <w:sz w:val="24"/>
+                <w:szCs w:val="24"/>
+              </w:rPr>
+              <w:lastRenderedPageBreak/>
+              <w:t>estándar de una aplicación</w:t>
             </w:r>
             <w:r>
               <w:rPr>
@@ -42833,6 +42836,7 @@
                 <w:sz w:val="24"/>
                 <w:szCs w:val="24"/>
               </w:rPr>
+              <w:lastRenderedPageBreak/>
               <w:t>Framework</w:t>
             </w:r>
           </w:p>
@@ -42932,7 +42936,6 @@
                 <w:sz w:val="24"/>
                 <w:szCs w:val="24"/>
               </w:rPr>
-              <w:lastRenderedPageBreak/>
               <w:t xml:space="preserve">Laravel </w:t>
             </w:r>
           </w:p>
@@ -43381,6 +43384,7 @@
                 <w:sz w:val="24"/>
                 <w:szCs w:val="24"/>
               </w:rPr>
+              <w:lastRenderedPageBreak/>
               <w:t>MySQL</w:t>
             </w:r>
           </w:p>
@@ -43405,16 +43409,7 @@
                 <w:sz w:val="24"/>
                 <w:szCs w:val="24"/>
               </w:rPr>
-              <w:t xml:space="preserve">Es un sistema de gestión de bases de datos relacional, multihilo y multiusuario con más de </w:t>
-            </w:r>
-            <w:r>
-              <w:rPr>
-                <w:rFonts w:ascii="Arial" w:hAnsi="Arial" w:cs="Arial"/>
-                <w:sz w:val="24"/>
-                <w:szCs w:val="24"/>
-              </w:rPr>
-              <w:lastRenderedPageBreak/>
-              <w:t>seis millones de instalaciones</w:t>
+              <w:t>Es un sistema de gestión de bases de datos relacional, multihilo y multiusuario con más de seis millones de instalaciones</w:t>
             </w:r>
             <w:r>
               <w:rPr>
@@ -43508,7 +43503,6 @@
                 <w:sz w:val="24"/>
                 <w:szCs w:val="24"/>
               </w:rPr>
-              <w:lastRenderedPageBreak/>
               <w:t>MySQL</w:t>
             </w:r>
           </w:p>
@@ -45409,7 +45403,15 @@
           <w:sz w:val="24"/>
           <w:szCs w:val="24"/>
         </w:rPr>
-        <w:t>, iniciar sesión, navegar por la aplicación, y cerrar sesión.</w:t>
+        <w:t xml:space="preserve"> y autenticarse en el sistema</w:t>
+      </w:r>
+      <w:r>
+        <w:rPr>
+          <w:rFonts w:ascii="Arial" w:hAnsi="Arial" w:cs="Arial"/>
+          <w:sz w:val="24"/>
+          <w:szCs w:val="24"/>
+        </w:rPr>
+        <w:t>.</w:t>
       </w:r>
     </w:p>
     <w:p>
@@ -45627,7 +45629,29 @@
           <w:sz w:val="24"/>
           <w:szCs w:val="24"/>
         </w:rPr>
-        <w:t>Diagrama de caso de uso</w:t>
+        <w:t>Diagrama</w:t>
+      </w:r>
+      <w:r>
+        <w:rPr>
+          <w:rFonts w:ascii="Arial" w:hAnsi="Arial" w:cs="Arial"/>
+          <w:i w:val="0"/>
+          <w:iCs w:val="0"/>
+          <w:color w:val="auto"/>
+          <w:sz w:val="24"/>
+          <w:szCs w:val="24"/>
+        </w:rPr>
+        <w:t>s</w:t>
+      </w:r>
+      <w:r>
+        <w:rPr>
+          <w:rFonts w:ascii="Arial" w:hAnsi="Arial" w:cs="Arial"/>
+          <w:i w:val="0"/>
+          <w:iCs w:val="0"/>
+          <w:color w:val="auto"/>
+          <w:sz w:val="24"/>
+          <w:szCs w:val="24"/>
+        </w:rPr>
+        <w:t xml:space="preserve"> de caso de uso</w:t>
       </w:r>
       <w:bookmarkEnd w:id="146"/>
     </w:p>
@@ -48055,7 +48079,13 @@
       </w:pPr>
       <w:bookmarkStart w:id="150" w:name="_Toc126514280"/>
       <w:r>
-        <w:t>Base de datos MySQL</w:t>
+        <w:t>Base de datos M</w:t>
+      </w:r>
+      <w:r>
+        <w:t>Y</w:t>
+      </w:r>
+      <w:r>
+        <w:t>SQL</w:t>
       </w:r>
       <w:bookmarkEnd w:id="150"/>
     </w:p>
@@ -48075,103 +48105,39 @@
           <w:sz w:val="24"/>
           <w:szCs w:val="24"/>
         </w:rPr>
-        <w:t xml:space="preserve">Para el almacenamiento de la información se </w:t>
-      </w:r>
-      <w:r>
-        <w:rPr>
-          <w:rFonts w:ascii="Arial" w:hAnsi="Arial" w:cs="Arial"/>
-          <w:sz w:val="24"/>
-          <w:szCs w:val="24"/>
-        </w:rPr>
-        <w:t>utiliz</w:t>
-      </w:r>
-      <w:r>
-        <w:rPr>
-          <w:rFonts w:ascii="Arial" w:hAnsi="Arial" w:cs="Arial"/>
-          <w:sz w:val="24"/>
-          <w:szCs w:val="24"/>
-        </w:rPr>
-        <w:t>ó</w:t>
-      </w:r>
-      <w:r>
-        <w:rPr>
-          <w:rFonts w:ascii="Arial" w:hAnsi="Arial" w:cs="Arial"/>
-          <w:sz w:val="24"/>
-          <w:szCs w:val="24"/>
-        </w:rPr>
-        <w:t xml:space="preserve"> MySQL </w:t>
-      </w:r>
-      <w:r>
-        <w:rPr>
-          <w:rFonts w:ascii="Arial" w:hAnsi="Arial" w:cs="Arial"/>
-          <w:sz w:val="24"/>
-          <w:szCs w:val="24"/>
-        </w:rPr>
-        <w:t>que es del</w:t>
-      </w:r>
-      <w:r>
-        <w:rPr>
-          <w:rFonts w:ascii="Arial" w:hAnsi="Arial" w:cs="Arial"/>
-          <w:sz w:val="24"/>
-          <w:szCs w:val="24"/>
-        </w:rPr>
-        <w:t xml:space="preserve"> tipo</w:t>
-      </w:r>
-      <w:r>
-        <w:rPr>
-          <w:rFonts w:ascii="Arial" w:hAnsi="Arial" w:cs="Arial"/>
-          <w:sz w:val="24"/>
-          <w:szCs w:val="24"/>
-        </w:rPr>
-        <w:t xml:space="preserve"> de base de datos</w:t>
-      </w:r>
-      <w:r>
-        <w:rPr>
-          <w:rFonts w:ascii="Arial" w:hAnsi="Arial" w:cs="Arial"/>
-          <w:sz w:val="24"/>
-          <w:szCs w:val="24"/>
-        </w:rPr>
-        <w:t xml:space="preserve"> relacional, </w:t>
-      </w:r>
-      <w:r>
-        <w:rPr>
-          <w:rFonts w:ascii="Arial" w:hAnsi="Arial" w:cs="Arial"/>
-          <w:sz w:val="24"/>
-          <w:szCs w:val="24"/>
-        </w:rPr>
-        <w:t>esto quiere decir que hace uso de tablas múltiples en las cuales la información se almacena en forma de registro</w:t>
-      </w:r>
-      <w:r>
-        <w:rPr>
-          <w:rFonts w:ascii="Arial" w:hAnsi="Arial" w:cs="Arial"/>
-          <w:sz w:val="24"/>
-          <w:szCs w:val="24"/>
-        </w:rPr>
-        <w:t>s, al mismo tiempo</w:t>
-      </w:r>
-      <w:r>
-        <w:rPr>
-          <w:rFonts w:ascii="Arial" w:hAnsi="Arial" w:cs="Arial"/>
-          <w:sz w:val="24"/>
-          <w:szCs w:val="24"/>
-        </w:rPr>
-        <w:t xml:space="preserve"> estas están conectadas entre </w:t>
-      </w:r>
-      <w:r>
-        <w:rPr>
-          <w:rFonts w:ascii="Arial" w:hAnsi="Arial" w:cs="Arial"/>
-          <w:sz w:val="24"/>
-          <w:szCs w:val="24"/>
-        </w:rPr>
-        <w:t>sí</w:t>
-      </w:r>
-      <w:r>
-        <w:rPr>
-          <w:rFonts w:ascii="Arial" w:hAnsi="Arial" w:cs="Arial"/>
-          <w:sz w:val="24"/>
-          <w:szCs w:val="24"/>
-        </w:rPr>
-        <w:t xml:space="preserve"> mediante un identificador único. </w:t>
+        <w:t>Para</w:t>
+      </w:r>
+      <w:r>
+        <w:rPr>
+          <w:rFonts w:ascii="Arial" w:hAnsi="Arial" w:cs="Arial"/>
+          <w:sz w:val="24"/>
+          <w:szCs w:val="24"/>
+        </w:rPr>
+        <w:t xml:space="preserve"> almacenar la información del proyecto, se utilizó MYSQL, una base de datos relacional que permite organizar y gestionar la información a través de múltiples tablas interconectadas mediante identificadores únicos</w:t>
+      </w:r>
+      <w:r>
+        <w:rPr>
+          <w:rFonts w:ascii="Arial" w:hAnsi="Arial" w:cs="Arial"/>
+          <w:sz w:val="24"/>
+          <w:szCs w:val="24"/>
+        </w:rPr>
+        <w:t>.</w:t>
+      </w:r>
+      <w:r>
+        <w:rPr>
+          <w:rFonts w:ascii="Arial" w:hAnsi="Arial" w:cs="Arial"/>
+          <w:sz w:val="24"/>
+          <w:szCs w:val="24"/>
+        </w:rPr>
+        <w:t xml:space="preserve"> Cada tabla almacena la información en forma de registros, lo que permite la gestión eficiente de los datos.</w:t>
+      </w:r>
+      <w:r>
+        <w:rPr>
+          <w:rFonts w:ascii="Arial" w:hAnsi="Arial" w:cs="Arial"/>
+          <w:sz w:val="24"/>
+          <w:szCs w:val="24"/>
+        </w:rPr>
+        <w:t xml:space="preserve"> </w:t>
       </w:r>
     </w:p>
     <w:p>
@@ -48410,7 +48376,23 @@
           <w:sz w:val="24"/>
           <w:szCs w:val="24"/>
         </w:rPr>
-        <w:t>, se puede visualizar las diferentes entidades y sus respectivas relaciones para poder ejecutar las consultas de la información correctamente.</w:t>
+        <w:t xml:space="preserve">, se puede visualizar las diferentes entidades y sus respectivas relaciones para poder ejecutar las consultas de la información </w:t>
+      </w:r>
+      <w:r>
+        <w:rPr>
+          <w:rFonts w:ascii="Arial" w:hAnsi="Arial" w:cs="Arial"/>
+          <w:sz w:val="24"/>
+          <w:szCs w:val="24"/>
+        </w:rPr>
+        <w:t>de manera eficiente</w:t>
+      </w:r>
+      <w:r>
+        <w:rPr>
+          <w:rFonts w:ascii="Arial" w:hAnsi="Arial" w:cs="Arial"/>
+          <w:sz w:val="24"/>
+          <w:szCs w:val="24"/>
+        </w:rPr>
+        <w:t>.</w:t>
       </w:r>
     </w:p>
     <w:p>
@@ -49312,14 +49294,6 @@
           <w:sz w:val="24"/>
           <w:szCs w:val="24"/>
         </w:rPr>
-        <w:t xml:space="preserve"> hace uso</w:t>
-      </w:r>
-      <w:r>
-        <w:rPr>
-          <w:rFonts w:ascii="Arial" w:hAnsi="Arial" w:cs="Arial"/>
-          <w:sz w:val="24"/>
-          <w:szCs w:val="24"/>
-        </w:rPr>
         <w:t xml:space="preserve"> </w:t>
       </w:r>
       <w:r>
@@ -49328,7 +49302,7 @@
           <w:sz w:val="24"/>
           <w:szCs w:val="24"/>
         </w:rPr>
-        <w:t>de</w:t>
+        <w:t>empleó</w:t>
       </w:r>
       <w:r>
         <w:rPr>
@@ -49344,55 +49318,18 @@
           <w:sz w:val="24"/>
           <w:szCs w:val="24"/>
         </w:rPr>
-        <w:t xml:space="preserve">MVC (modelo. vista, controlador) </w:t>
-      </w:r>
-      <w:r>
-        <w:rPr>
-          <w:rFonts w:ascii="Arial" w:hAnsi="Arial" w:cs="Arial"/>
-          <w:sz w:val="24"/>
-          <w:szCs w:val="24"/>
-        </w:rPr>
-        <w:t xml:space="preserve">que nos </w:t>
-      </w:r>
-      <w:r>
-        <w:rPr>
-          <w:rFonts w:ascii="Arial" w:hAnsi="Arial" w:cs="Arial"/>
-          <w:sz w:val="24"/>
-          <w:szCs w:val="24"/>
-        </w:rPr>
-        <w:t xml:space="preserve">permite deparar la interfaz de usuario, los datos de la aplicación y la lógica de control </w:t>
-      </w:r>
-      <w:r>
-        <w:rPr>
-          <w:rFonts w:ascii="Arial" w:hAnsi="Arial" w:cs="Arial"/>
-          <w:sz w:val="24"/>
-          <w:szCs w:val="24"/>
-        </w:rPr>
-        <w:t>todo esto</w:t>
-      </w:r>
-      <w:r>
-        <w:rPr>
-          <w:rFonts w:ascii="Arial" w:hAnsi="Arial" w:cs="Arial"/>
-          <w:sz w:val="24"/>
-          <w:szCs w:val="24"/>
-        </w:rPr>
-        <w:t xml:space="preserve"> </w:t>
-      </w:r>
-      <w:r>
-        <w:rPr>
-          <w:rFonts w:ascii="Arial" w:hAnsi="Arial" w:cs="Arial"/>
-          <w:sz w:val="24"/>
-          <w:szCs w:val="24"/>
-        </w:rPr>
-        <w:t>con el fin de conseguir un software escalable, con código limpio, organizado y de fácil mantenimiento</w:t>
-      </w:r>
-      <w:r>
-        <w:rPr>
-          <w:rFonts w:ascii="Arial" w:hAnsi="Arial" w:cs="Arial"/>
-          <w:sz w:val="24"/>
-          <w:szCs w:val="24"/>
-        </w:rPr>
-        <w:t>.</w:t>
+        <w:t>MVC (modelo. vista, controlador)</w:t>
+      </w:r>
+      <w:r>
+        <w:t>,</w:t>
+      </w:r>
+      <w:r>
+        <w:rPr>
+          <w:rFonts w:ascii="Arial" w:hAnsi="Arial" w:cs="Arial"/>
+          <w:sz w:val="24"/>
+          <w:szCs w:val="24"/>
+        </w:rPr>
+        <w:t xml:space="preserve"> que separa la interfaz de usuario, los datos de la aplicación y la lógica de control, logrando así un software escalable, con un código claro, organizado y fácil de mantener.</w:t>
       </w:r>
     </w:p>
     <w:p>
@@ -49843,31 +49780,7 @@
           <w:sz w:val="24"/>
           <w:szCs w:val="24"/>
         </w:rPr>
-        <w:t>S</w:t>
-      </w:r>
-      <w:r>
-        <w:rPr>
-          <w:rFonts w:ascii="Arial" w:hAnsi="Arial" w:cs="Arial"/>
-          <w:sz w:val="24"/>
-          <w:szCs w:val="24"/>
-        </w:rPr>
-        <w:t>e</w:t>
-      </w:r>
-      <w:r>
-        <w:rPr>
-          <w:rFonts w:ascii="Arial" w:hAnsi="Arial" w:cs="Arial"/>
-          <w:sz w:val="24"/>
-          <w:szCs w:val="24"/>
-        </w:rPr>
-        <w:t xml:space="preserve"> </w:t>
-      </w:r>
-      <w:r>
-        <w:rPr>
-          <w:rFonts w:ascii="Arial" w:hAnsi="Arial" w:cs="Arial"/>
-          <w:sz w:val="24"/>
-          <w:szCs w:val="24"/>
-        </w:rPr>
-        <w:t>utilizó</w:t>
+        <w:t>Como editor de código fuente se utilizó</w:t>
       </w:r>
       <w:r>
         <w:rPr>
@@ -49883,7 +49796,23 @@
           <w:sz w:val="24"/>
           <w:szCs w:val="24"/>
         </w:rPr>
-        <w:t xml:space="preserve"> como editor de código fuente, ya que permite crear, modificar los programas y aplicaciones en diferentes lenguajes y frameworks</w:t>
+        <w:t xml:space="preserve">, </w:t>
+      </w:r>
+      <w:r>
+        <w:rPr>
+          <w:rFonts w:ascii="Arial" w:hAnsi="Arial" w:cs="Arial"/>
+          <w:sz w:val="24"/>
+          <w:szCs w:val="24"/>
+        </w:rPr>
+        <w:t xml:space="preserve">debido a </w:t>
+      </w:r>
+      <w:r>
+        <w:rPr>
+          <w:rFonts w:ascii="Arial" w:hAnsi="Arial" w:cs="Arial"/>
+          <w:sz w:val="24"/>
+          <w:szCs w:val="24"/>
+        </w:rPr>
+        <w:t>que permite crear, modificar los programas y aplicaciones en diferentes lenguajes y frameworks</w:t>
       </w:r>
       <w:r>
         <w:rPr>
@@ -49997,36 +49926,13 @@
           <w:sz w:val="24"/>
           <w:szCs w:val="24"/>
         </w:rPr>
-        <w:t>Las pruebas realizadas al aplicativo web son de caja negra las cuales permiten verificar las diferentes funcionalidades del software, todo esto sin tomar en cuenta la estructura del código interno</w:t>
-      </w:r>
-      <w:r>
-        <w:rPr>
-          <w:rFonts w:ascii="Arial" w:hAnsi="Arial" w:cs="Arial"/>
-          <w:sz w:val="24"/>
-          <w:szCs w:val="24"/>
-        </w:rPr>
-        <w:t xml:space="preserve"> ni la información referente a la implementación</w:t>
-      </w:r>
-      <w:r>
-        <w:rPr>
-          <w:rFonts w:ascii="Arial" w:hAnsi="Arial" w:cs="Arial"/>
-          <w:sz w:val="24"/>
-          <w:szCs w:val="24"/>
-        </w:rPr>
-        <w:t>. En otras palabras estas pruebas se realizan con desconocimiento del funcionamiento interno del sistema</w:t>
-      </w:r>
-      <w:r>
-        <w:rPr>
-          <w:rFonts w:ascii="Arial" w:hAnsi="Arial" w:cs="Arial"/>
-          <w:sz w:val="24"/>
-          <w:szCs w:val="24"/>
-        </w:rPr>
-        <w:t>.</w:t>
+        <w:t>En esta sección se llevaron a cabo pruebas unitarias de caja negra para verificar el correcto funcionamiento de las funcionalidades del software, sin tener en cuenta la estructura interna del código ni la información de su implementación. Es decir, se realizaron las pruebas sin conocimiento del funcionamiento interno del sistema.</w:t>
       </w:r>
     </w:p>
     <w:p>
       <w:pPr>
         <w:pStyle w:val="Ttulo3"/>
+        <w:spacing w:before="240" w:after="240"/>
       </w:pPr>
       <w:bookmarkStart w:id="158" w:name="_Toc126514288"/>
       <w:r>
@@ -50037,7 +49943,51 @@
     </w:p>
     <w:p>
       <w:pPr>
+        <w:spacing w:line="360" w:lineRule="auto"/>
+        <w:jc w:val="both"/>
+        <w:rPr>
+          <w:rFonts w:ascii="Arial" w:hAnsi="Arial" w:cs="Arial"/>
+          <w:sz w:val="24"/>
+          <w:szCs w:val="24"/>
+        </w:rPr>
+      </w:pPr>
+      <w:r>
+        <w:rPr>
+          <w:rFonts w:ascii="Arial" w:hAnsi="Arial" w:cs="Arial"/>
+          <w:sz w:val="24"/>
+          <w:szCs w:val="24"/>
+        </w:rPr>
+        <w:t>En</w:t>
+      </w:r>
+      <w:r>
+        <w:rPr>
+          <w:rFonts w:ascii="Arial" w:hAnsi="Arial" w:cs="Arial"/>
+          <w:sz w:val="24"/>
+          <w:szCs w:val="24"/>
+        </w:rPr>
+        <w:t xml:space="preserve"> esta </w:t>
+      </w:r>
+      <w:r>
+        <w:rPr>
+          <w:rFonts w:ascii="Arial" w:hAnsi="Arial" w:cs="Arial"/>
+          <w:sz w:val="24"/>
+          <w:szCs w:val="24"/>
+        </w:rPr>
+        <w:t>sección</w:t>
+      </w:r>
+      <w:r>
+        <w:rPr>
+          <w:rFonts w:ascii="Arial" w:hAnsi="Arial" w:cs="Arial"/>
+          <w:sz w:val="24"/>
+          <w:szCs w:val="24"/>
+        </w:rPr>
+        <w:t>, se emplearon pruebas unitarias que son de caja negra las cuales consisten en comprobar las funcionalidades del sistema.</w:t>
+      </w:r>
+    </w:p>
+    <w:p>
+      <w:pPr>
         <w:pStyle w:val="Ttulo3"/>
+        <w:spacing w:before="240" w:after="240"/>
       </w:pPr>
       <w:bookmarkStart w:id="159" w:name="_Toc126514289"/>
       <w:r>
@@ -50047,7 +49997,341 @@
     </w:p>
     <w:p>
       <w:pPr>
+        <w:shd w:val="clear" w:color="auto" w:fill="FFFFFF"/>
+        <w:spacing w:line="360" w:lineRule="auto"/>
+        <w:jc w:val="both"/>
+        <w:rPr>
+          <w:rFonts w:ascii="Arial" w:eastAsia="Times New Roman" w:hAnsi="Arial" w:cs="Arial"/>
+          <w:sz w:val="24"/>
+          <w:szCs w:val="24"/>
+          <w:lang w:eastAsia="es-EC"/>
+        </w:rPr>
+      </w:pPr>
+      <w:r>
+        <w:rPr>
+          <w:rFonts w:ascii="Arial" w:hAnsi="Arial" w:cs="Arial"/>
+          <w:sz w:val="24"/>
+          <w:szCs w:val="24"/>
+        </w:rPr>
+        <w:t>Las pruebas realizadas en esta sección son para la evaluación de las diferentes funcionalidades de la aplicación web y si se cumple los requerimientos establecidos. La herramienta seleccionada fue Selenium que</w:t>
+      </w:r>
+      <w:r>
+        <w:rPr>
+          <w:rFonts w:ascii="Arial" w:hAnsi="Arial" w:cs="Arial"/>
+          <w:sz w:val="24"/>
+          <w:szCs w:val="24"/>
+        </w:rPr>
+        <w:t xml:space="preserve"> </w:t>
+      </w:r>
+      <w:r>
+        <w:rPr>
+          <w:rFonts w:ascii="Arial" w:hAnsi="Arial" w:cs="Arial"/>
+          <w:sz w:val="24"/>
+          <w:szCs w:val="24"/>
+        </w:rPr>
+        <w:t xml:space="preserve">según </w:t>
+      </w:r>
+      <w:r>
+        <w:rPr>
+          <w:rFonts w:ascii="Arial" w:hAnsi="Arial" w:cs="Arial"/>
+          <w:noProof/>
+          <w:sz w:val="24"/>
+          <w:szCs w:val="24"/>
+        </w:rPr>
+        <w:t>Vidal, Palacios, &amp; Zambrano</w:t>
+      </w:r>
+      <w:r>
+        <w:rPr>
+          <w:rFonts w:ascii="Arial" w:hAnsi="Arial" w:cs="Arial"/>
+          <w:sz w:val="24"/>
+          <w:szCs w:val="24"/>
+        </w:rPr>
+        <w:t xml:space="preserve"> </w:t>
+      </w:r>
+      <w:sdt>
+        <w:sdtPr>
+          <w:rPr>
+            <w:rFonts w:ascii="Arial" w:hAnsi="Arial" w:cs="Arial"/>
+            <w:sz w:val="24"/>
+            <w:szCs w:val="24"/>
+          </w:rPr>
+          <w:id w:val="-887719298"/>
+          <w:citation/>
+        </w:sdtPr>
+        <w:sdtContent>
+          <w:r>
+            <w:rPr>
+              <w:rFonts w:ascii="Arial" w:hAnsi="Arial" w:cs="Arial"/>
+              <w:sz w:val="24"/>
+              <w:szCs w:val="24"/>
+            </w:rPr>
+            <w:fldChar w:fldCharType="begin"/>
+          </w:r>
+          <w:r>
+            <w:rPr>
+              <w:rFonts w:ascii="Arial" w:hAnsi="Arial" w:cs="Arial"/>
+              <w:sz w:val="24"/>
+              <w:szCs w:val="24"/>
+            </w:rPr>
+            <w:instrText xml:space="preserve">CITATION Vid13 \n  \t  \l 12298 </w:instrText>
+          </w:r>
+          <w:r>
+            <w:rPr>
+              <w:rFonts w:ascii="Arial" w:hAnsi="Arial" w:cs="Arial"/>
+              <w:sz w:val="24"/>
+              <w:szCs w:val="24"/>
+            </w:rPr>
+            <w:fldChar w:fldCharType="separate"/>
+          </w:r>
+          <w:r>
+            <w:rPr>
+              <w:rFonts w:ascii="Arial" w:hAnsi="Arial" w:cs="Arial"/>
+              <w:noProof/>
+              <w:sz w:val="24"/>
+              <w:szCs w:val="24"/>
+            </w:rPr>
+            <w:t>(2013)</w:t>
+          </w:r>
+          <w:r>
+            <w:rPr>
+              <w:rFonts w:ascii="Arial" w:hAnsi="Arial" w:cs="Arial"/>
+              <w:sz w:val="24"/>
+              <w:szCs w:val="24"/>
+            </w:rPr>
+            <w:fldChar w:fldCharType="end"/>
+          </w:r>
+        </w:sdtContent>
+      </w:sdt>
+      <w:r>
+        <w:rPr>
+          <w:rFonts w:ascii="Arial" w:hAnsi="Arial" w:cs="Arial"/>
+          <w:sz w:val="24"/>
+          <w:szCs w:val="24"/>
+        </w:rPr>
+        <w:t xml:space="preserve"> </w:t>
+      </w:r>
+      <w:r>
+        <w:rPr>
+          <w:rFonts w:ascii="Arial" w:hAnsi="Arial" w:cs="Arial"/>
+          <w:sz w:val="24"/>
+          <w:szCs w:val="24"/>
+        </w:rPr>
+        <w:t>lo</w:t>
+      </w:r>
+      <w:r>
+        <w:rPr>
+          <w:rFonts w:ascii="Arial" w:hAnsi="Arial" w:cs="Arial"/>
+          <w:sz w:val="24"/>
+          <w:szCs w:val="24"/>
+        </w:rPr>
+        <w:t xml:space="preserve"> define</w:t>
+      </w:r>
+      <w:r>
+        <w:rPr>
+          <w:rFonts w:ascii="Arial" w:hAnsi="Arial" w:cs="Arial"/>
+          <w:sz w:val="24"/>
+          <w:szCs w:val="24"/>
+        </w:rPr>
+        <w:t>n</w:t>
+      </w:r>
+      <w:r>
+        <w:rPr>
+          <w:rFonts w:ascii="Arial" w:hAnsi="Arial" w:cs="Arial"/>
+          <w:sz w:val="24"/>
+          <w:szCs w:val="24"/>
+        </w:rPr>
+        <w:t xml:space="preserve"> como</w:t>
+      </w:r>
+      <w:r>
+        <w:rPr>
+          <w:rFonts w:ascii="Arial" w:hAnsi="Arial" w:cs="Arial"/>
+          <w:sz w:val="24"/>
+          <w:szCs w:val="24"/>
+        </w:rPr>
+        <w:t xml:space="preserve"> un</w:t>
+      </w:r>
+      <w:r>
+        <w:rPr>
+          <w:rFonts w:ascii="Arial" w:hAnsi="Arial" w:cs="Arial"/>
+          <w:sz w:val="24"/>
+          <w:szCs w:val="24"/>
+        </w:rPr>
+        <w:t xml:space="preserve">” </w:t>
+      </w:r>
+      <w:r>
+        <w:rPr>
+          <w:rFonts w:ascii="Arial" w:eastAsia="Times New Roman" w:hAnsi="Arial" w:cs="Arial"/>
+          <w:sz w:val="24"/>
+          <w:szCs w:val="24"/>
+          <w:lang w:eastAsia="es-EC"/>
+        </w:rPr>
+        <w:t>Conjunto de herramientas que permiten desarrollar scripts para pruebas de aplicaciones Web en diversos lenguajes de programación como C#, Groovy, Java,</w:t>
+      </w:r>
+      <w:r>
+        <w:rPr>
+          <w:rFonts w:ascii="Arial" w:eastAsia="Times New Roman" w:hAnsi="Arial" w:cs="Arial"/>
+          <w:sz w:val="24"/>
+          <w:szCs w:val="24"/>
+          <w:lang w:eastAsia="es-EC"/>
+        </w:rPr>
+        <w:t xml:space="preserve"> </w:t>
+      </w:r>
+      <w:r>
+        <w:rPr>
+          <w:rFonts w:ascii="Arial" w:eastAsia="Times New Roman" w:hAnsi="Arial" w:cs="Arial"/>
+          <w:sz w:val="24"/>
+          <w:szCs w:val="24"/>
+          <w:lang w:eastAsia="es-EC"/>
+        </w:rPr>
+        <w:t>.Net, Perl, PHP, Python o Ruby y donde</w:t>
+      </w:r>
+      <w:r>
+        <w:rPr>
+          <w:rFonts w:ascii="Arial" w:eastAsia="Times New Roman" w:hAnsi="Arial" w:cs="Arial"/>
+          <w:sz w:val="24"/>
+          <w:szCs w:val="24"/>
+          <w:lang w:eastAsia="es-EC"/>
+        </w:rPr>
+        <w:t xml:space="preserve"> </w:t>
+      </w:r>
+      <w:r>
+        <w:rPr>
+          <w:rFonts w:ascii="Arial" w:eastAsia="Times New Roman" w:hAnsi="Arial" w:cs="Arial"/>
+          <w:sz w:val="24"/>
+          <w:szCs w:val="24"/>
+          <w:lang w:eastAsia="es-EC"/>
+        </w:rPr>
+        <w:t>las</w:t>
+      </w:r>
+      <w:r>
+        <w:rPr>
+          <w:rFonts w:ascii="Arial" w:eastAsia="Times New Roman" w:hAnsi="Arial" w:cs="Arial"/>
+          <w:sz w:val="24"/>
+          <w:szCs w:val="24"/>
+          <w:lang w:eastAsia="es-EC"/>
+        </w:rPr>
+        <w:t xml:space="preserve"> </w:t>
+      </w:r>
+      <w:r>
+        <w:rPr>
+          <w:rFonts w:ascii="Arial" w:eastAsia="Times New Roman" w:hAnsi="Arial" w:cs="Arial"/>
+          <w:sz w:val="24"/>
+          <w:szCs w:val="24"/>
+          <w:lang w:eastAsia="es-EC"/>
+        </w:rPr>
+        <w:t>pruebas</w:t>
+      </w:r>
+      <w:r>
+        <w:rPr>
+          <w:rFonts w:ascii="Arial" w:eastAsia="Times New Roman" w:hAnsi="Arial" w:cs="Arial"/>
+          <w:sz w:val="24"/>
+          <w:szCs w:val="24"/>
+          <w:lang w:eastAsia="es-EC"/>
+        </w:rPr>
+        <w:t xml:space="preserve"> </w:t>
+      </w:r>
+      <w:r>
+        <w:rPr>
+          <w:rFonts w:ascii="Arial" w:eastAsia="Times New Roman" w:hAnsi="Arial" w:cs="Arial"/>
+          <w:sz w:val="24"/>
+          <w:szCs w:val="24"/>
+          <w:lang w:eastAsia="es-EC"/>
+        </w:rPr>
+        <w:t>pueden ejecutarse usando la mayoría de los navegadores web</w:t>
+      </w:r>
+      <w:r>
+        <w:rPr>
+          <w:rFonts w:ascii="Arial" w:hAnsi="Arial" w:cs="Arial"/>
+          <w:sz w:val="24"/>
+          <w:szCs w:val="24"/>
+        </w:rPr>
+        <w:t>”</w:t>
+      </w:r>
+      <w:r>
+        <w:rPr>
+          <w:rFonts w:ascii="Arial" w:hAnsi="Arial" w:cs="Arial"/>
+          <w:sz w:val="24"/>
+          <w:szCs w:val="24"/>
+        </w:rPr>
+        <w:t xml:space="preserve"> (</w:t>
+      </w:r>
+      <w:r>
+        <w:rPr>
+          <w:rFonts w:ascii="Arial" w:hAnsi="Arial" w:cs="Arial"/>
+          <w:noProof/>
+          <w:sz w:val="24"/>
+          <w:szCs w:val="24"/>
+        </w:rPr>
+        <w:t>pág. 3</w:t>
+      </w:r>
+      <w:r>
+        <w:rPr>
+          <w:rFonts w:ascii="Arial" w:hAnsi="Arial" w:cs="Arial"/>
+          <w:sz w:val="24"/>
+          <w:szCs w:val="24"/>
+        </w:rPr>
+        <w:t>).</w:t>
+      </w:r>
+      <w:r>
+        <w:rPr>
+          <w:sz w:val="23"/>
+          <w:szCs w:val="23"/>
+        </w:rPr>
+        <w:t xml:space="preserve"> </w:t>
+      </w:r>
+      <w:r>
+        <w:rPr>
+          <w:rFonts w:ascii="Arial" w:hAnsi="Arial" w:cs="Arial"/>
+          <w:sz w:val="24"/>
+          <w:szCs w:val="24"/>
+        </w:rPr>
+        <w:t xml:space="preserve">Como el desarrollo fue realizado con el framework de </w:t>
+      </w:r>
+      <w:r>
+        <w:rPr>
+          <w:rFonts w:ascii="Arial" w:hAnsi="Arial" w:cs="Arial"/>
+          <w:sz w:val="24"/>
+          <w:szCs w:val="24"/>
+        </w:rPr>
+        <w:t>Laravel</w:t>
+      </w:r>
+      <w:r>
+        <w:rPr>
+          <w:rFonts w:ascii="Arial" w:hAnsi="Arial" w:cs="Arial"/>
+          <w:sz w:val="24"/>
+          <w:szCs w:val="24"/>
+        </w:rPr>
+        <w:t xml:space="preserve">, este permite compilar el software a través del navegador web, haciendo útil a </w:t>
+      </w:r>
+      <w:r>
+        <w:rPr>
+          <w:rFonts w:ascii="Arial" w:hAnsi="Arial" w:cs="Arial"/>
+          <w:sz w:val="24"/>
+          <w:szCs w:val="24"/>
+        </w:rPr>
+        <w:t>S</w:t>
+      </w:r>
+      <w:r>
+        <w:rPr>
+          <w:rFonts w:ascii="Arial" w:hAnsi="Arial" w:cs="Arial"/>
+          <w:sz w:val="24"/>
+          <w:szCs w:val="24"/>
+        </w:rPr>
+        <w:t>elenium para este proceso</w:t>
+      </w:r>
+      <w:r>
+        <w:rPr>
+          <w:rFonts w:ascii="Arial" w:hAnsi="Arial" w:cs="Arial"/>
+          <w:sz w:val="24"/>
+          <w:szCs w:val="24"/>
+        </w:rPr>
+        <w:t>.</w:t>
+      </w:r>
+    </w:p>
+    <w:p>
+      <w:pPr>
         <w:pStyle w:val="Ttulo3"/>
+        <w:spacing w:before="240" w:after="240"/>
       </w:pPr>
       <w:bookmarkStart w:id="160" w:name="_Toc126514290"/>
       <w:r>
@@ -50057,6 +50341,461 @@
     </w:p>
     <w:p>
       <w:pPr>
+        <w:spacing w:line="360" w:lineRule="auto"/>
+        <w:jc w:val="both"/>
+        <w:rPr>
+          <w:rFonts w:ascii="Arial" w:hAnsi="Arial" w:cs="Arial"/>
+          <w:sz w:val="24"/>
+          <w:szCs w:val="24"/>
+        </w:rPr>
+      </w:pPr>
+      <w:r>
+        <w:rPr>
+          <w:rFonts w:ascii="Arial" w:hAnsi="Arial" w:cs="Arial"/>
+          <w:sz w:val="24"/>
+          <w:szCs w:val="24"/>
+        </w:rPr>
+        <w:t>En la siguiente tabla se muestra el resultado de las pruebas unitarias realizadas durante la construcción del proyecto, las cuales se ejecutaron con la herramienta Selenium y con la compilación web que brinda el framework Laravel.</w:t>
+      </w:r>
+    </w:p>
+    <w:p>
+      <w:pPr>
+        <w:pStyle w:val="Descripcin"/>
+        <w:keepNext/>
+        <w:spacing w:before="240" w:after="240" w:line="360" w:lineRule="auto"/>
+        <w:jc w:val="both"/>
+        <w:rPr>
+          <w:rFonts w:ascii="Arial" w:hAnsi="Arial" w:cs="Arial"/>
+          <w:b/>
+          <w:bCs/>
+          <w:i w:val="0"/>
+          <w:iCs w:val="0"/>
+          <w:color w:val="auto"/>
+          <w:sz w:val="24"/>
+          <w:szCs w:val="24"/>
+        </w:rPr>
+      </w:pPr>
+      <w:r>
+        <w:rPr>
+          <w:rFonts w:ascii="Arial" w:hAnsi="Arial" w:cs="Arial"/>
+          <w:b/>
+          <w:bCs/>
+          <w:i w:val="0"/>
+          <w:iCs w:val="0"/>
+          <w:color w:val="auto"/>
+          <w:sz w:val="24"/>
+          <w:szCs w:val="24"/>
+        </w:rPr>
+        <w:t xml:space="preserve">Tabla </w:t>
+      </w:r>
+      <w:r>
+        <w:rPr>
+          <w:rFonts w:ascii="Arial" w:hAnsi="Arial" w:cs="Arial"/>
+          <w:b/>
+          <w:bCs/>
+          <w:i w:val="0"/>
+          <w:iCs w:val="0"/>
+          <w:color w:val="auto"/>
+          <w:sz w:val="24"/>
+          <w:szCs w:val="24"/>
+        </w:rPr>
+        <w:fldChar w:fldCharType="begin"/>
+      </w:r>
+      <w:r>
+        <w:rPr>
+          <w:rFonts w:ascii="Arial" w:hAnsi="Arial" w:cs="Arial"/>
+          <w:b/>
+          <w:bCs/>
+          <w:i w:val="0"/>
+          <w:iCs w:val="0"/>
+          <w:color w:val="auto"/>
+          <w:sz w:val="24"/>
+          <w:szCs w:val="24"/>
+        </w:rPr>
+        <w:instrText xml:space="preserve"> SEQ Tabla \* ARABIC </w:instrText>
+      </w:r>
+      <w:r>
+        <w:rPr>
+          <w:rFonts w:ascii="Arial" w:hAnsi="Arial" w:cs="Arial"/>
+          <w:b/>
+          <w:bCs/>
+          <w:i w:val="0"/>
+          <w:iCs w:val="0"/>
+          <w:color w:val="auto"/>
+          <w:sz w:val="24"/>
+          <w:szCs w:val="24"/>
+        </w:rPr>
+        <w:fldChar w:fldCharType="separate"/>
+      </w:r>
+      <w:r>
+        <w:rPr>
+          <w:rFonts w:ascii="Arial" w:hAnsi="Arial" w:cs="Arial"/>
+          <w:b/>
+          <w:bCs/>
+          <w:i w:val="0"/>
+          <w:iCs w:val="0"/>
+          <w:noProof/>
+          <w:color w:val="auto"/>
+          <w:sz w:val="24"/>
+          <w:szCs w:val="24"/>
+        </w:rPr>
+        <w:t>11</w:t>
+      </w:r>
+      <w:r>
+        <w:rPr>
+          <w:rFonts w:ascii="Arial" w:hAnsi="Arial" w:cs="Arial"/>
+          <w:b/>
+          <w:bCs/>
+          <w:i w:val="0"/>
+          <w:iCs w:val="0"/>
+          <w:color w:val="auto"/>
+          <w:sz w:val="24"/>
+          <w:szCs w:val="24"/>
+        </w:rPr>
+        <w:fldChar w:fldCharType="end"/>
+      </w:r>
+      <w:r>
+        <w:rPr>
+          <w:rFonts w:ascii="Arial" w:hAnsi="Arial" w:cs="Arial"/>
+          <w:b/>
+          <w:bCs/>
+          <w:i w:val="0"/>
+          <w:iCs w:val="0"/>
+          <w:color w:val="auto"/>
+          <w:sz w:val="24"/>
+          <w:szCs w:val="24"/>
+        </w:rPr>
+        <w:t xml:space="preserve">. </w:t>
+      </w:r>
+      <w:r>
+        <w:rPr>
+          <w:rFonts w:ascii="Arial" w:hAnsi="Arial" w:cs="Arial"/>
+          <w:i w:val="0"/>
+          <w:iCs w:val="0"/>
+          <w:color w:val="auto"/>
+          <w:sz w:val="24"/>
+          <w:szCs w:val="24"/>
+        </w:rPr>
+        <w:t>Pruebas con Selenium</w:t>
+      </w:r>
+    </w:p>
+    <w:tbl>
+      <w:tblPr>
+        <w:tblStyle w:val="Tablaconcuadrcula"/>
+        <w:tblW w:w="0" w:type="auto"/>
+        <w:tblLook w:val="04A0" w:firstRow="1" w:lastRow="0" w:firstColumn="1" w:lastColumn="0" w:noHBand="0" w:noVBand="1"/>
+      </w:tblPr>
+      <w:tblGrid>
+        <w:gridCol w:w="878"/>
+        <w:gridCol w:w="1314"/>
+        <w:gridCol w:w="6824"/>
+      </w:tblGrid>
+      <w:tr>
+        <w:tc>
+          <w:tcPr>
+            <w:tcW w:w="857" w:type="dxa"/>
+          </w:tcPr>
+          <w:p>
+            <w:pPr>
+              <w:spacing w:line="360" w:lineRule="auto"/>
+              <w:jc w:val="center"/>
+              <w:rPr>
+                <w:rFonts w:ascii="Arial" w:hAnsi="Arial" w:cs="Arial"/>
+                <w:b/>
+                <w:bCs/>
+                <w:sz w:val="24"/>
+                <w:szCs w:val="24"/>
+              </w:rPr>
+            </w:pPr>
+            <w:r>
+              <w:rPr>
+                <w:rFonts w:ascii="Arial" w:hAnsi="Arial" w:cs="Arial"/>
+                <w:b/>
+                <w:bCs/>
+                <w:sz w:val="24"/>
+                <w:szCs w:val="24"/>
+              </w:rPr>
+              <w:t>No.</w:t>
+            </w:r>
+          </w:p>
+        </w:tc>
+        <w:tc>
+          <w:tcPr>
+            <w:tcW w:w="1548" w:type="dxa"/>
+          </w:tcPr>
+          <w:p>
+            <w:pPr>
+              <w:spacing w:line="360" w:lineRule="auto"/>
+              <w:jc w:val="center"/>
+              <w:rPr>
+                <w:rFonts w:ascii="Arial" w:hAnsi="Arial" w:cs="Arial"/>
+                <w:b/>
+                <w:bCs/>
+                <w:sz w:val="24"/>
+                <w:szCs w:val="24"/>
+              </w:rPr>
+            </w:pPr>
+            <w:r>
+              <w:rPr>
+                <w:rFonts w:ascii="Arial" w:hAnsi="Arial" w:cs="Arial"/>
+                <w:b/>
+                <w:bCs/>
+                <w:sz w:val="24"/>
+                <w:szCs w:val="24"/>
+              </w:rPr>
+              <w:t>Nombre</w:t>
+            </w:r>
+          </w:p>
+        </w:tc>
+        <w:tc>
+          <w:tcPr>
+            <w:tcW w:w="6611" w:type="dxa"/>
+          </w:tcPr>
+          <w:p>
+            <w:pPr>
+              <w:spacing w:line="360" w:lineRule="auto"/>
+              <w:jc w:val="center"/>
+              <w:rPr>
+                <w:rFonts w:ascii="Arial" w:hAnsi="Arial" w:cs="Arial"/>
+                <w:b/>
+                <w:bCs/>
+                <w:sz w:val="24"/>
+                <w:szCs w:val="24"/>
+              </w:rPr>
+            </w:pPr>
+            <w:r>
+              <w:rPr>
+                <w:rFonts w:ascii="Arial" w:hAnsi="Arial" w:cs="Arial"/>
+                <w:b/>
+                <w:bCs/>
+                <w:sz w:val="24"/>
+                <w:szCs w:val="24"/>
+              </w:rPr>
+              <w:t>Resultado</w:t>
+            </w:r>
+          </w:p>
+        </w:tc>
+      </w:tr>
+      <w:tr>
+        <w:tc>
+          <w:tcPr>
+            <w:tcW w:w="857" w:type="dxa"/>
+          </w:tcPr>
+          <w:p>
+            <w:pPr>
+              <w:spacing w:line="360" w:lineRule="auto"/>
+              <w:jc w:val="center"/>
+              <w:rPr>
+                <w:rFonts w:ascii="Arial" w:hAnsi="Arial" w:cs="Arial"/>
+                <w:sz w:val="24"/>
+                <w:szCs w:val="24"/>
+              </w:rPr>
+            </w:pPr>
+            <w:r>
+              <w:rPr>
+                <w:rFonts w:ascii="Arial" w:hAnsi="Arial" w:cs="Arial"/>
+                <w:sz w:val="24"/>
+                <w:szCs w:val="24"/>
+              </w:rPr>
+              <w:t>Test_01</w:t>
+            </w:r>
+          </w:p>
+        </w:tc>
+        <w:tc>
+          <w:tcPr>
+            <w:tcW w:w="1548" w:type="dxa"/>
+          </w:tcPr>
+          <w:p>
+            <w:pPr>
+              <w:spacing w:line="360" w:lineRule="auto"/>
+              <w:jc w:val="center"/>
+              <w:rPr>
+                <w:rFonts w:ascii="Arial" w:hAnsi="Arial" w:cs="Arial"/>
+                <w:sz w:val="24"/>
+                <w:szCs w:val="24"/>
+              </w:rPr>
+            </w:pPr>
+            <w:r>
+              <w:rPr>
+                <w:rFonts w:ascii="Arial" w:hAnsi="Arial" w:cs="Arial"/>
+                <w:sz w:val="24"/>
+                <w:szCs w:val="24"/>
+              </w:rPr>
+              <w:t>Autenticación de Usuario</w:t>
+            </w:r>
+          </w:p>
+        </w:tc>
+        <w:tc>
+          <w:tcPr>
+            <w:tcW w:w="6611" w:type="dxa"/>
+          </w:tcPr>
+          <w:p>
+            <w:pPr>
+              <w:spacing w:line="360" w:lineRule="auto"/>
+              <w:jc w:val="center"/>
+              <w:rPr>
+                <w:rFonts w:ascii="Arial" w:hAnsi="Arial" w:cs="Arial"/>
+                <w:sz w:val="24"/>
+                <w:szCs w:val="24"/>
+              </w:rPr>
+            </w:pPr>
+            <w:r>
+              <w:rPr>
+                <w:noProof/>
+              </w:rPr>
+              <w:drawing>
+                <wp:inline distT="0" distB="0" distL="0" distR="0" wp14:anchorId="599F554D" wp14:editId="5BBBF1E0">
+                  <wp:extent cx="5502910" cy="1090096"/>
+                  <wp:effectExtent l="0" t="0" r="2540" b="0"/>
+                  <wp:docPr id="24" name="Imagen 24"/>
+                  <wp:cNvGraphicFramePr>
+                    <a:graphicFrameLocks xmlns:a="http://schemas.openxmlformats.org/drawingml/2006/main" noChangeAspect="1"/>
+                  </wp:cNvGraphicFramePr>
+                  <a:graphic xmlns:a="http://schemas.openxmlformats.org/drawingml/2006/main">
+                    <a:graphicData uri="http://schemas.openxmlformats.org/drawingml/2006/picture">
+                      <pic:pic xmlns:pic="http://schemas.openxmlformats.org/drawingml/2006/picture">
+                        <pic:nvPicPr>
+                          <pic:cNvPr id="1" name=""/>
+                          <pic:cNvPicPr/>
+                        </pic:nvPicPr>
+                        <pic:blipFill>
+                          <a:blip r:embed="rId43"/>
+                          <a:stretch>
+                            <a:fillRect/>
+                          </a:stretch>
+                        </pic:blipFill>
+                        <pic:spPr>
+                          <a:xfrm>
+                            <a:off x="0" y="0"/>
+                            <a:ext cx="5548447" cy="1099117"/>
+                          </a:xfrm>
+                          <a:prstGeom prst="rect">
+                            <a:avLst/>
+                          </a:prstGeom>
+                        </pic:spPr>
+                      </pic:pic>
+                    </a:graphicData>
+                  </a:graphic>
+                </wp:inline>
+              </w:drawing>
+            </w:r>
+          </w:p>
+        </w:tc>
+      </w:tr>
+      <w:tr>
+        <w:tc>
+          <w:tcPr>
+            <w:tcW w:w="857" w:type="dxa"/>
+          </w:tcPr>
+          <w:p>
+            <w:pPr>
+              <w:spacing w:line="360" w:lineRule="auto"/>
+              <w:jc w:val="both"/>
+              <w:rPr>
+                <w:rFonts w:ascii="Arial" w:hAnsi="Arial" w:cs="Arial"/>
+                <w:sz w:val="24"/>
+                <w:szCs w:val="24"/>
+              </w:rPr>
+            </w:pPr>
+          </w:p>
+        </w:tc>
+        <w:tc>
+          <w:tcPr>
+            <w:tcW w:w="1548" w:type="dxa"/>
+          </w:tcPr>
+          <w:p>
+            <w:pPr>
+              <w:spacing w:line="360" w:lineRule="auto"/>
+              <w:jc w:val="both"/>
+              <w:rPr>
+                <w:rFonts w:ascii="Arial" w:hAnsi="Arial" w:cs="Arial"/>
+                <w:sz w:val="24"/>
+                <w:szCs w:val="24"/>
+              </w:rPr>
+            </w:pPr>
+          </w:p>
+        </w:tc>
+        <w:tc>
+          <w:tcPr>
+            <w:tcW w:w="6611" w:type="dxa"/>
+          </w:tcPr>
+          <w:p>
+            <w:pPr>
+              <w:spacing w:line="360" w:lineRule="auto"/>
+              <w:jc w:val="both"/>
+              <w:rPr>
+                <w:rFonts w:ascii="Arial" w:hAnsi="Arial" w:cs="Arial"/>
+                <w:sz w:val="24"/>
+                <w:szCs w:val="24"/>
+              </w:rPr>
+            </w:pPr>
+          </w:p>
+        </w:tc>
+      </w:tr>
+      <w:tr>
+        <w:tc>
+          <w:tcPr>
+            <w:tcW w:w="857" w:type="dxa"/>
+          </w:tcPr>
+          <w:p>
+            <w:pPr>
+              <w:spacing w:line="360" w:lineRule="auto"/>
+              <w:jc w:val="both"/>
+              <w:rPr>
+                <w:rFonts w:ascii="Arial" w:hAnsi="Arial" w:cs="Arial"/>
+                <w:sz w:val="24"/>
+                <w:szCs w:val="24"/>
+              </w:rPr>
+            </w:pPr>
+          </w:p>
+        </w:tc>
+        <w:tc>
+          <w:tcPr>
+            <w:tcW w:w="1548" w:type="dxa"/>
+          </w:tcPr>
+          <w:p>
+            <w:pPr>
+              <w:spacing w:line="360" w:lineRule="auto"/>
+              <w:jc w:val="both"/>
+              <w:rPr>
+                <w:rFonts w:ascii="Arial" w:hAnsi="Arial" w:cs="Arial"/>
+                <w:sz w:val="24"/>
+                <w:szCs w:val="24"/>
+              </w:rPr>
+            </w:pPr>
+          </w:p>
+        </w:tc>
+        <w:tc>
+          <w:tcPr>
+            <w:tcW w:w="6611" w:type="dxa"/>
+          </w:tcPr>
+          <w:p>
+            <w:pPr>
+              <w:spacing w:line="360" w:lineRule="auto"/>
+              <w:jc w:val="both"/>
+              <w:rPr>
+                <w:rFonts w:ascii="Arial" w:hAnsi="Arial" w:cs="Arial"/>
+                <w:sz w:val="24"/>
+                <w:szCs w:val="24"/>
+              </w:rPr>
+            </w:pPr>
+          </w:p>
+        </w:tc>
+      </w:tr>
+    </w:tbl>
+    <w:p>
+      <w:pPr>
+        <w:spacing w:line="360" w:lineRule="auto"/>
+        <w:jc w:val="both"/>
+        <w:rPr>
+          <w:rFonts w:ascii="Arial" w:hAnsi="Arial" w:cs="Arial"/>
+          <w:sz w:val="24"/>
+          <w:szCs w:val="24"/>
+        </w:rPr>
+      </w:pPr>
+    </w:p>
+    <w:p>
+      <w:pPr>
         <w:pStyle w:val="Ttulo2"/>
         <w:spacing w:before="240" w:after="240"/>
       </w:pPr>
@@ -50082,79 +50821,7 @@
           <w:sz w:val="24"/>
           <w:szCs w:val="24"/>
         </w:rPr>
-        <w:t>Pa</w:t>
-      </w:r>
-      <w:r>
-        <w:rPr>
-          <w:rFonts w:ascii="Arial" w:hAnsi="Arial" w:cs="Arial"/>
-          <w:sz w:val="24"/>
-          <w:szCs w:val="24"/>
-        </w:rPr>
-        <w:t xml:space="preserve">ra el </w:t>
-      </w:r>
-      <w:r>
-        <w:rPr>
-          <w:rFonts w:ascii="Arial" w:hAnsi="Arial" w:cs="Arial"/>
-          <w:sz w:val="24"/>
-          <w:szCs w:val="24"/>
-        </w:rPr>
-        <w:t>uso de forma correcta</w:t>
-      </w:r>
-      <w:r>
-        <w:rPr>
-          <w:rFonts w:ascii="Arial" w:hAnsi="Arial" w:cs="Arial"/>
-          <w:sz w:val="24"/>
-          <w:szCs w:val="24"/>
-        </w:rPr>
-        <w:t xml:space="preserve"> de la aplicación</w:t>
-      </w:r>
-      <w:r>
-        <w:rPr>
-          <w:rFonts w:ascii="Arial" w:hAnsi="Arial" w:cs="Arial"/>
-          <w:sz w:val="24"/>
-          <w:szCs w:val="24"/>
-        </w:rPr>
-        <w:t xml:space="preserve"> web</w:t>
-      </w:r>
-      <w:r>
-        <w:rPr>
-          <w:rFonts w:ascii="Arial" w:hAnsi="Arial" w:cs="Arial"/>
-          <w:sz w:val="24"/>
-          <w:szCs w:val="24"/>
-        </w:rPr>
-        <w:t xml:space="preserve"> se</w:t>
-      </w:r>
-      <w:r>
-        <w:rPr>
-          <w:rFonts w:ascii="Arial" w:hAnsi="Arial" w:cs="Arial"/>
-          <w:sz w:val="24"/>
-          <w:szCs w:val="24"/>
-        </w:rPr>
-        <w:t xml:space="preserve"> procedió a</w:t>
-      </w:r>
-      <w:r>
-        <w:rPr>
-          <w:rFonts w:ascii="Arial" w:hAnsi="Arial" w:cs="Arial"/>
-          <w:sz w:val="24"/>
-          <w:szCs w:val="24"/>
-        </w:rPr>
-        <w:t xml:space="preserve"> elabo</w:t>
-      </w:r>
-      <w:r>
-        <w:rPr>
-          <w:rFonts w:ascii="Arial" w:hAnsi="Arial" w:cs="Arial"/>
-          <w:sz w:val="24"/>
-          <w:szCs w:val="24"/>
-        </w:rPr>
-        <w:t>rar</w:t>
-      </w:r>
-      <w:r>
-        <w:rPr>
-          <w:rFonts w:ascii="Arial" w:hAnsi="Arial" w:cs="Arial"/>
-          <w:sz w:val="24"/>
-          <w:szCs w:val="24"/>
-        </w:rPr>
-        <w:t xml:space="preserve"> un video tutorial para mostrar la navegación dentro de la aplicación</w:t>
+        <w:t>Para el uso de forma correcta de la aplicación web se procedió a elaborar un video tutorial para mostrar la navegación dentro de la aplicación</w:t>
       </w:r>
       <w:r>
         <w:rPr>
@@ -50170,15 +50837,16 @@
           <w:sz w:val="24"/>
           <w:szCs w:val="24"/>
         </w:rPr>
-        <w:t xml:space="preserve">, </w:t>
-      </w:r>
-      <w:r>
-        <w:rPr>
-          <w:rFonts w:ascii="Arial" w:hAnsi="Arial" w:cs="Arial"/>
-          <w:sz w:val="24"/>
-          <w:szCs w:val="24"/>
-        </w:rPr>
-        <w:t>se pueden observar las funcionalidades implementadas acorde a los requerimientos</w:t>
+        <w:t xml:space="preserve">, se pueden </w:t>
+      </w:r>
+      <w:r>
+        <w:rPr>
+          <w:rFonts w:ascii="Arial" w:hAnsi="Arial" w:cs="Arial"/>
+          <w:sz w:val="24"/>
+          <w:szCs w:val="24"/>
+        </w:rPr>
+        <w:lastRenderedPageBreak/>
+        <w:t>observar las funcionalidades implementadas acorde a los requerimientos</w:t>
       </w:r>
       <w:r>
         <w:rPr>
@@ -50794,61 +51462,7 @@
           <w:sz w:val="24"/>
           <w:szCs w:val="24"/>
         </w:rPr>
-        <w:t xml:space="preserve">En el </w:t>
-      </w:r>
-      <w:r>
-        <w:rPr>
-          <w:rFonts w:ascii="Arial" w:hAnsi="Arial" w:cs="Arial"/>
-          <w:color w:val="000000"/>
-          <w:sz w:val="24"/>
-          <w:szCs w:val="24"/>
-        </w:rPr>
-        <w:t>apartado</w:t>
-      </w:r>
-      <w:r>
-        <w:rPr>
-          <w:rFonts w:ascii="Arial" w:hAnsi="Arial" w:cs="Arial"/>
-          <w:color w:val="000000"/>
-          <w:sz w:val="24"/>
-          <w:szCs w:val="24"/>
-        </w:rPr>
-        <w:t xml:space="preserve"> de</w:t>
-      </w:r>
-      <w:r>
-        <w:rPr>
-          <w:rFonts w:ascii="Arial" w:hAnsi="Arial" w:cs="Arial"/>
-          <w:color w:val="000000"/>
-          <w:sz w:val="24"/>
-          <w:szCs w:val="24"/>
-        </w:rPr>
-        <w:t xml:space="preserve"> las</w:t>
-      </w:r>
-      <w:r>
-        <w:rPr>
-          <w:rFonts w:ascii="Arial" w:hAnsi="Arial" w:cs="Arial"/>
-          <w:color w:val="000000"/>
-          <w:sz w:val="24"/>
-          <w:szCs w:val="24"/>
-        </w:rPr>
-        <w:t xml:space="preserve"> pruebas de la aplicación se utilizó la herramienta </w:t>
-      </w:r>
-      <w:r>
-        <w:rPr>
-          <w:rFonts w:ascii="Arial" w:hAnsi="Arial" w:cs="Arial"/>
-          <w:color w:val="000000"/>
-          <w:sz w:val="24"/>
-          <w:szCs w:val="24"/>
-        </w:rPr>
-        <w:t xml:space="preserve">Selenium debido a que permite realizar pruebas de tipo caja negra, donde se visualiza la estabilidad y el correcto funcionamiento del aplicativo web. </w:t>
-      </w:r>
-      <w:r>
-        <w:rPr>
-          <w:rFonts w:ascii="Arial" w:hAnsi="Arial" w:cs="Arial"/>
-          <w:color w:val="000000"/>
-          <w:sz w:val="24"/>
-          <w:szCs w:val="24"/>
-        </w:rPr>
-        <w:t xml:space="preserve"> </w:t>
+        <w:t xml:space="preserve">En el apartado de las pruebas de la aplicación se utilizó la herramienta Selenium debido a que permite realizar pruebas de tipo caja negra, donde se visualiza la estabilidad y el correcto funcionamiento del aplicativo web.  </w:t>
       </w:r>
     </w:p>
     <w:p>
@@ -51281,7 +51895,7 @@
                 </w:rPr>
                 <w:t xml:space="preserve">. </w:t>
               </w:r>
-              <w:hyperlink r:id="rId43" w:history="1">
+              <w:hyperlink r:id="rId44" w:history="1">
                 <w:r>
                   <w:rPr>
                     <w:rStyle w:val="Hipervnculo"/>
@@ -51519,7 +52133,7 @@
                 </w:rPr>
                 <w:t> </w:t>
               </w:r>
-              <w:hyperlink r:id="rId44" w:tgtFrame="_blank" w:history="1">
+              <w:hyperlink r:id="rId45" w:tgtFrame="_blank" w:history="1">
                 <w:r>
                   <w:rPr>
                     <w:rStyle w:val="Hipervnculo"/>
@@ -51653,7 +52267,7 @@
               <w:r>
                 <w:t xml:space="preserve"> </w:t>
               </w:r>
-              <w:hyperlink r:id="rId45" w:history="1">
+              <w:hyperlink r:id="rId46" w:history="1">
                 <w:r>
                   <w:rPr>
                     <w:rStyle w:val="Hipervnculo"/>
@@ -51864,7 +52478,7 @@
                 </w:rPr>
                 <w:t xml:space="preserve"> </w:t>
               </w:r>
-              <w:hyperlink r:id="rId46" w:history="1">
+              <w:hyperlink r:id="rId47" w:history="1">
                 <w:r>
                   <w:rPr>
                     <w:rStyle w:val="Hipervnculo"/>
@@ -55138,7 +55752,7 @@
         </w:rPr>
         <w:t xml:space="preserve">: </w:t>
       </w:r>
-      <w:hyperlink r:id="rId47" w:history="1">
+      <w:hyperlink r:id="rId48" w:history="1">
         <w:r>
           <w:rPr>
             <w:rStyle w:val="Hipervnculo"/>
@@ -55190,7 +55804,7 @@
         </w:rPr>
         <w:t xml:space="preserve">URL: </w:t>
       </w:r>
-      <w:hyperlink r:id="rId48" w:anchor="gid=1611589618" w:history="1">
+      <w:hyperlink r:id="rId49" w:anchor="gid=1611589618" w:history="1">
         <w:r>
           <w:rPr>
             <w:rStyle w:val="Hipervnculo"/>
@@ -55249,7 +55863,7 @@
         </w:rPr>
         <w:t xml:space="preserve">: </w:t>
       </w:r>
-      <w:hyperlink r:id="rId49" w:anchor="gid=0" w:history="1">
+      <w:hyperlink r:id="rId50" w:anchor="gid=0" w:history="1">
         <w:r>
           <w:rPr>
             <w:rStyle w:val="Hipervnculo"/>
@@ -55311,7 +55925,7 @@
         </w:rPr>
         <w:t xml:space="preserve">URL: </w:t>
       </w:r>
-      <w:hyperlink r:id="rId50" w:history="1">
+      <w:hyperlink r:id="rId51" w:history="1">
         <w:r>
           <w:rPr>
             <w:rStyle w:val="Hipervnculo"/>
@@ -58941,11 +59555,38 @@
     <b:Pages>23-24</b:Pages>
     <b:RefOrder>29</b:RefOrder>
   </b:Source>
+  <b:Source>
+    <b:Tag>Vid13</b:Tag>
+    <b:SourceType>Report</b:SourceType>
+    <b:Guid>{4C658E33-F2E6-4DD6-AECC-901756083F6B}</b:Guid>
+    <b:Title>Selenium Manual de Instalación y Uso</b:Title>
+    <b:Year>2013</b:Year>
+    <b:City>Santiago de Cali</b:City>
+    <b:Author>
+      <b:Author>
+        <b:NameList>
+          <b:Person>
+            <b:Last>Vidal</b:Last>
+            <b:First>Jair</b:First>
+          </b:Person>
+          <b:Person>
+            <b:Last>Palacios</b:Last>
+            <b:First>Fidel</b:First>
+          </b:Person>
+          <b:Person>
+            <b:Last>Zambrano</b:Last>
+            <b:First>Franco</b:First>
+          </b:Person>
+        </b:NameList>
+      </b:Author>
+    </b:Author>
+    <b:RefOrder>35</b:RefOrder>
+  </b:Source>
 </b:Sources>
 </file>
 
 <file path=customXml/itemProps1.xml><?xml version="1.0" encoding="utf-8"?>
-<ds:datastoreItem xmlns:ds="http://schemas.openxmlformats.org/officeDocument/2006/customXml" ds:itemID="{CD7E5EC0-F006-40D9-8A26-68F1CA9DC3C4}">
+<ds:datastoreItem xmlns:ds="http://schemas.openxmlformats.org/officeDocument/2006/customXml" ds:itemID="{4A31310C-48E1-4763-A444-470233F656FD}">
   <ds:schemaRefs>
     <ds:schemaRef ds:uri="http://schemas.openxmlformats.org/officeDocument/2006/bibliography"/>
   </ds:schemaRefs>
